--- a/docs/管理者向けマニュアル.docx
+++ b/docs/管理者向けマニュアル.docx
@@ -70,7 +70,7 @@
           <w:color w:val="78909C"/>
           <w:sz w:val="24"/>
         </w:rPr>
-        <w:t>2026年5月</w:t>
+        <w:t>2026年9月</w:t>
       </w:r>
     </w:p>
     <w:p>
@@ -107,7 +107,7 @@
         <w:rPr>
           <w:sz w:val="21"/>
         </w:rPr>
-        <w:t>2. メンバー管理</w:t>
+        <w:t>2. メンバー管理画面</w:t>
       </w:r>
     </w:p>
     <w:p>
@@ -119,7 +119,7 @@
         <w:rPr>
           <w:sz w:val="21"/>
         </w:rPr>
-        <w:t>3. 新規部員の承認手順</w:t>
+        <w:t>3. 新入部員の承認</w:t>
       </w:r>
     </w:p>
     <w:p>
@@ -131,7 +131,7 @@
         <w:rPr>
           <w:sz w:val="21"/>
         </w:rPr>
-        <w:t>4. 部員情報の編集</w:t>
+        <w:t>4. 部員情報の設定</w:t>
       </w:r>
     </w:p>
     <w:p>
@@ -143,7 +143,7 @@
         <w:rPr>
           <w:sz w:val="21"/>
         </w:rPr>
-        <w:t>5. 部員の削除</w:t>
+        <w:t>5. 退部処理</w:t>
       </w:r>
     </w:p>
     <w:p>
@@ -155,7 +155,7 @@
         <w:rPr>
           <w:sz w:val="21"/>
         </w:rPr>
-        <w:t>6. 技術ランクの設定</w:t>
+        <w:t>6. 技術ランク</w:t>
       </w:r>
     </w:p>
     <w:p>
@@ -167,7 +167,7 @@
         <w:rPr>
           <w:sz w:val="21"/>
         </w:rPr>
-        <w:t>7. 警告・ペナルティ管理</w:t>
+        <w:t>7. 意見箱の確認と削除</w:t>
       </w:r>
     </w:p>
     <w:p>
@@ -179,7 +179,7 @@
         <w:rPr>
           <w:sz w:val="21"/>
         </w:rPr>
-        <w:t>8. 意見箱の確認</w:t>
+        <w:t>8. 提出書類の締切</w:t>
       </w:r>
     </w:p>
     <w:p>
@@ -191,7 +191,7 @@
         <w:rPr>
           <w:sz w:val="21"/>
         </w:rPr>
-        <w:t>9. セキュリティと権限について</w:t>
+        <w:t>9. 運用KPI</w:t>
       </w:r>
     </w:p>
     <w:p>
@@ -203,7 +203,19 @@
         <w:rPr>
           <w:sz w:val="21"/>
         </w:rPr>
-        <w:t>10. トラブルシューティング</w:t>
+        <w:t>10. 設定・連携について</w:t>
+      </w:r>
+    </w:p>
+    <w:p>
+      <w:pPr>
+        <w:pStyle w:val="ListBullet"/>
+        <w:ind w:left="283"/>
+      </w:pPr>
+      <w:r>
+        <w:rPr>
+          <w:sz w:val="21"/>
+        </w:rPr>
+        <w:t>11. トラブルシューティング</w:t>
       </w:r>
     </w:p>
     <w:p>
@@ -230,7 +242,7 @@
         <w:rPr>
           <w:sz w:val="21"/>
         </w:rPr>
-        <w:t>管理者（admin）はシステム全体を管理する最高権限を持ちます。マネージャーの全機能に加えて、以下の機能が利用できます。</w:t>
+        <w:t>管理者（admin）はシステム全体を管理します。マネージャーの全機能（実績確定・休止・お知らせ文など）に加えて、次の機能を使えます。</w:t>
       </w:r>
     </w:p>
     <w:tbl>
@@ -312,7 +324,7 @@
               <w:rPr>
                 <w:sz w:val="21"/>
               </w:rPr>
-              <w:t>新規登録した部員を承認してアクセスを許可します</w:t>
+              <w:t>新規登録した人を承認してアプリを使えるようにします</w:t>
             </w:r>
           </w:p>
         </w:tc>
@@ -330,7 +342,7 @@
               <w:rPr>
                 <w:sz w:val="21"/>
               </w:rPr>
-              <w:t>ロール変更</w:t>
+              <w:t>部員情報の設定</w:t>
             </w:r>
           </w:p>
         </w:tc>
@@ -346,7 +358,7 @@
               <w:rPr>
                 <w:sz w:val="21"/>
               </w:rPr>
-              <w:t>部員の役職（member/manager/admin/coach）を変更します</w:t>
+              <w:t>表示名・学年・技術ランク・権限・入部日・幹部を設定します</w:t>
             </w:r>
           </w:p>
         </w:tc>
@@ -364,7 +376,7 @@
               <w:rPr>
                 <w:sz w:val="21"/>
               </w:rPr>
-              <w:t>技術ランク設定</w:t>
+              <w:t>退部処理</w:t>
             </w:r>
           </w:p>
         </w:tc>
@@ -380,7 +392,7 @@
               <w:rPr>
                 <w:sz w:val="21"/>
               </w:rPr>
-              <w:t>各部員の技術ランク（E〜S級）を設定します</w:t>
+              <w:t>退部した部員を一覧から外します（データは保持）</w:t>
             </w:r>
           </w:p>
         </w:tc>
@@ -398,7 +410,7 @@
               <w:rPr>
                 <w:sz w:val="21"/>
               </w:rPr>
-              <w:t>部員削除</w:t>
+              <w:t>意見箱</w:t>
             </w:r>
           </w:p>
         </w:tc>
@@ -414,7 +426,7 @@
               <w:rPr>
                 <w:sz w:val="21"/>
               </w:rPr>
-              <w:t>アカウントを完全に削除します（取り消し不可）</w:t>
+              <w:t>匿名で届いた意見を確認・削除します</w:t>
             </w:r>
           </w:p>
         </w:tc>
@@ -432,7 +444,7 @@
               <w:rPr>
                 <w:sz w:val="21"/>
               </w:rPr>
-              <w:t>意見箱確認</w:t>
+              <w:t>提出書類の締切</w:t>
             </w:r>
           </w:p>
         </w:tc>
@@ -448,7 +460,7 @@
               <w:rPr>
                 <w:sz w:val="21"/>
               </w:rPr>
-              <w:t>匿名で送られた部員からの意見を確認します</w:t>
+              <w:t>部独自の書類の締切を手動で追加・編集・削除します</w:t>
             </w:r>
           </w:p>
         </w:tc>
@@ -466,7 +478,7 @@
               <w:rPr>
                 <w:sz w:val="21"/>
               </w:rPr>
-              <w:t>警告フラグ管理</w:t>
+              <w:t>運用KPI</w:t>
             </w:r>
           </w:p>
         </w:tc>
@@ -482,41 +494,7 @@
               <w:rPr>
                 <w:sz w:val="21"/>
               </w:rPr>
-              <w:t>部費未払い・品位違反などの警告を記録します</w:t>
-            </w:r>
-          </w:p>
-        </w:tc>
-      </w:tr>
-      <w:tr>
-        <w:tc>
-          <w:tcPr>
-            <w:tcW w:type="dxa" w:w="4536"/>
-          </w:tcPr>
-          <w:p>
-            <w:pPr>
-              <w:ind w:left="113"/>
-            </w:pPr>
-            <w:r>
-              <w:rPr>
-                <w:sz w:val="21"/>
-              </w:rPr>
-              <w:t>マネージャー全機能</w:t>
-            </w:r>
-          </w:p>
-        </w:tc>
-        <w:tc>
-          <w:tcPr>
-            <w:tcW w:type="dxa" w:w="4536"/>
-          </w:tcPr>
-          <w:p>
-            <w:pPr>
-              <w:ind w:left="113"/>
-            </w:pPr>
-            <w:r>
-              <w:rPr>
-                <w:sz w:val="21"/>
-              </w:rPr>
-              <w:t>実績確定・出欠修正も含む全機能が利用可能</w:t>
+              <w:t>締切後連絡率・無連絡欠席率・提出率などの月次データを確認します</w:t>
             </w:r>
           </w:p>
         </w:tc>
@@ -539,7 +517,7 @@
         <w:rPr>
           <w:sz w:val="21"/>
         </w:rPr>
-        <w:t>🔐 管理者権限は最小限の人数に留めてください。権限の乱用はシステムの信頼性を損ないます。</w:t>
+        <w:t>🔐 管理者権限は最小限の人数に留めてください。</w:t>
       </w:r>
     </w:p>
     <w:p>
@@ -555,7 +533,7 @@
         <w:rPr>
           <w:color w:val="B71C1C"/>
         </w:rPr>
-        <w:t>2. メンバー管理</w:t>
+        <w:t>2. メンバー管理画面</w:t>
       </w:r>
     </w:p>
     <w:p>
@@ -566,7 +544,7 @@
         <w:rPr>
           <w:sz w:val="21"/>
         </w:rPr>
-        <w:t>ナビゲーションの「メンバー管理」から開きます。画面は以下のセクションで構成されています。</w:t>
+        <w:t>スマホは画面下の「メンバー」、パソコンは上のメニューの「メンバー管理」から開きます。上から次の順に並びます。</w:t>
       </w:r>
     </w:p>
     <w:tbl>
@@ -632,7 +610,7 @@
               <w:rPr>
                 <w:sz w:val="21"/>
               </w:rPr>
-              <w:t>承認待ち一覧</w:t>
+              <w:t>プロフィール未作成のユーザー</w:t>
             </w:r>
           </w:p>
         </w:tc>
@@ -648,7 +626,7 @@
               <w:rPr>
                 <w:sz w:val="21"/>
               </w:rPr>
-              <w:t>新規登録してまだ承認されていない部員の一覧</w:t>
+              <w:t>ログインはしたがプロフィールがない人（いるときだけ表示）</w:t>
             </w:r>
           </w:p>
         </w:tc>
@@ -666,7 +644,7 @@
               <w:rPr>
                 <w:sz w:val="21"/>
               </w:rPr>
-              <w:t>全メンバー一覧</w:t>
+              <w:t>承認待ち</w:t>
             </w:r>
           </w:p>
         </w:tc>
@@ -682,7 +660,7 @@
               <w:rPr>
                 <w:sz w:val="21"/>
               </w:rPr>
-              <w:t>承認済みの全部員。学年・技術ランク・役職の編集が可能</w:t>
+              <w:t>新規登録してまだ承認されていない人（いるときだけ表示）</w:t>
             </w:r>
           </w:p>
         </w:tc>
@@ -700,7 +678,7 @@
               <w:rPr>
                 <w:sz w:val="21"/>
               </w:rPr>
-              <w:t>孤立ユーザー</w:t>
+              <w:t>部員一覧</w:t>
             </w:r>
           </w:p>
         </w:tc>
@@ -716,7 +694,41 @@
               <w:rPr>
                 <w:sz w:val="21"/>
               </w:rPr>
-              <w:t>プロフィールが未作成のアカウント（異常状態の検出）</w:t>
+              <w:t>承認済みの部員。「名前で検索...」で絞り込めます。各行で情報を直接編集します</w:t>
+            </w:r>
+          </w:p>
+        </w:tc>
+      </w:tr>
+      <w:tr>
+        <w:tc>
+          <w:tcPr>
+            <w:tcW w:type="dxa" w:w="4536"/>
+          </w:tcPr>
+          <w:p>
+            <w:pPr>
+              <w:ind w:left="113"/>
+            </w:pPr>
+            <w:r>
+              <w:rPr>
+                <w:sz w:val="21"/>
+              </w:rPr>
+              <w:t>退部済みメンバー</w:t>
+            </w:r>
+          </w:p>
+        </w:tc>
+        <w:tc>
+          <w:tcPr>
+            <w:tcW w:type="dxa" w:w="4536"/>
+          </w:tcPr>
+          <w:p>
+            <w:pPr>
+              <w:ind w:left="113"/>
+            </w:pPr>
+            <w:r>
+              <w:rPr>
+                <w:sz w:val="21"/>
+              </w:rPr>
+              <w:t>退部処理した人（タップで開く・閲覧のみ）</w:t>
             </w:r>
           </w:p>
         </w:tc>
@@ -735,7 +747,7 @@
         <w:rPr>
           <w:color w:val="B71C1C"/>
         </w:rPr>
-        <w:t>3. 新規部員の承認手順</w:t>
+        <w:t>3. 新入部員の承認</w:t>
       </w:r>
     </w:p>
     <w:p>
@@ -754,7 +766,7 @@
         <w:rPr>
           <w:sz w:val="21"/>
         </w:rPr>
-        <w:t>📋 新入部員が登録すると「承認待ち」に表示されます。承認するまでアプリを使えません。速やかに対応してください。</w:t>
+        <w:t>📋 新入部員がLINEでログインすると「承認待ち」に表示されます。承認するまでアプリを使えないので、早めに対応してください。</w:t>
       </w:r>
     </w:p>
     <w:p/>
@@ -842,7 +854,7 @@
               <w:rPr>
                 <w:sz w:val="21"/>
               </w:rPr>
-              <w:t>ナビゲーションの「メンバー管理」をタップします。</w:t>
+              <w:t>「メンバー」（パソコンは「メンバー管理」）を開きます。</w:t>
             </w:r>
           </w:p>
         </w:tc>
@@ -864,7 +876,7 @@
               </w:rPr>
               <w:t>Step 2</w:t>
               <w:br/>
-              <w:t>承認待ち確認</w:t>
+              <w:t>承認待ちを確認</w:t>
             </w:r>
           </w:p>
         </w:tc>
@@ -880,7 +892,7 @@
               <w:rPr>
                 <w:sz w:val="21"/>
               </w:rPr>
-              <w:t>画面上部の「承認待ち」セクションに新規登録者が表示されています。</w:t>
+              <w:t>「承認待ち」にLINEネームと学年が表示されます。本人確認ができた人だけ承認してください。</w:t>
             </w:r>
           </w:p>
         </w:tc>
@@ -902,7 +914,7 @@
               </w:rPr>
               <w:t>Step 3</w:t>
               <w:br/>
-              <w:t>情報確認</w:t>
+              <w:t>承認</w:t>
             </w:r>
           </w:p>
         </w:tc>
@@ -918,7 +930,7 @@
               <w:rPr>
                 <w:sz w:val="21"/>
               </w:rPr>
-              <w:t>氏名・学年を確認します。本人確認が取れている場合のみ承認してください。</w:t>
+              <w:t>「承認」をタップすると「承認しました」と表示され、本人がアプリを使えるようになります。</w:t>
             </w:r>
           </w:p>
         </w:tc>
@@ -940,7 +952,7 @@
               </w:rPr>
               <w:t>Step 4</w:t>
               <w:br/>
-              <w:t>承認ボタン</w:t>
+              <w:t>学年・表示名を直す</w:t>
             </w:r>
           </w:p>
         </w:tc>
@@ -956,45 +968,7 @@
               <w:rPr>
                 <w:sz w:val="21"/>
               </w:rPr>
-              <w:t>「承認する」ボタンをタップします。</w:t>
-            </w:r>
-          </w:p>
-        </w:tc>
-      </w:tr>
-      <w:tr>
-        <w:tc>
-          <w:tcPr>
-            <w:tcW w:type="dxa" w:w="1417"/>
-            <w:shd w:val="clear" w:color="auto" w:fill="E3F2FD"/>
-          </w:tcPr>
-          <w:p>
-            <w:pPr>
-              <w:jc w:val="center"/>
-            </w:pPr>
-            <w:r>
-              <w:rPr>
-                <w:b/>
-                <w:sz w:val="20"/>
-              </w:rPr>
-              <w:t>Step 5</w:t>
-              <w:br/>
-              <w:t>完了</w:t>
-            </w:r>
-          </w:p>
-        </w:tc>
-        <w:tc>
-          <w:tcPr>
-            <w:tcW w:type="dxa" w:w="7370"/>
-          </w:tcPr>
-          <w:p>
-            <w:pPr>
-              <w:ind w:left="113"/>
-            </w:pPr>
-            <w:r>
-              <w:rPr>
-                <w:sz w:val="21"/>
-              </w:rPr>
-              <w:t>承認完了後、部員はすぐにアプリを使えるようになります。</w:t>
+              <w:t>新規登録は1年生・技術ランク3で作られます。部員一覧で学年や表示名を正しく設定してください（4章）。</w:t>
             </w:r>
           </w:p>
         </w:tc>
@@ -1017,7 +991,7 @@
         <w:rPr>
           <w:sz w:val="21"/>
         </w:rPr>
-        <w:t>⚠️ 不審なアカウントは承認しないでください。削除する場合は「削除」ボタンから対応できます。</w:t>
+        <w:t>⚠️ 「拒否」は退部処理と同じ扱いです（確認ダイアログが出て、退部済みメンバーに移ります）。</w:t>
       </w:r>
     </w:p>
     <w:p>
@@ -1033,7 +1007,7 @@
         <w:rPr>
           <w:color w:val="B71C1C"/>
         </w:rPr>
-        <w:t>4. 部員情報の編集</w:t>
+        <w:t>4. 部員情報の設定</w:t>
       </w:r>
     </w:p>
     <w:p>
@@ -1044,7 +1018,7 @@
         <w:rPr>
           <w:sz w:val="21"/>
         </w:rPr>
-        <w:t>全メンバー一覧から各部員の編集アイコンをタップすると、以下の情報を変更できます。</w:t>
+        <w:t>部員一覧の各行で直接変更します。変更するとすぐ保存され、画面下に「〜を更新しました」と表示されます（確認ダイアログはありません）。</w:t>
       </w:r>
     </w:p>
     <w:tbl>
@@ -1074,7 +1048,7 @@
                 <w:color w:val="FFFFFF"/>
                 <w:sz w:val="21"/>
               </w:rPr>
-              <w:t>編集項目</w:t>
+              <w:t>項目</w:t>
             </w:r>
           </w:p>
         </w:tc>
@@ -1146,7 +1120,7 @@
               <w:rPr>
                 <w:sz w:val="21"/>
               </w:rPr>
-              <w:t>アプリ上に表示される名前</w:t>
+              <w:t>鉛筆アイコンで編集。アプリ上に表示される名前</w:t>
             </w:r>
           </w:p>
         </w:tc>
@@ -1162,7 +1136,7 @@
               <w:rPr>
                 <w:sz w:val="21"/>
               </w:rPr>
-              <w:t>スペースは「_」区切りなど統一推奨</w:t>
+              <w:t>未設定ならLINEネームが使われます（LINEネームはログインのたびに更新）</w:t>
             </w:r>
           </w:p>
         </w:tc>
@@ -1196,7 +1170,7 @@
               <w:rPr>
                 <w:sz w:val="21"/>
               </w:rPr>
-              <w:t>1〜4年（または卒業）</w:t>
+              <w:t>1〜4年</w:t>
             </w:r>
           </w:p>
         </w:tc>
@@ -1212,7 +1186,7 @@
               <w:rPr>
                 <w:sz w:val="21"/>
               </w:rPr>
-              <w:t>毎年4月に更新してください</w:t>
+              <w:t>毎年4月に更新してください（顧問には表示されません）</w:t>
             </w:r>
           </w:p>
         </w:tc>
@@ -1246,7 +1220,7 @@
               <w:rPr>
                 <w:sz w:val="21"/>
               </w:rPr>
-              <w:t>E/D/C/B/A/S の6段階</w:t>
+              <w:t>1（E級）〜6（S級）、標準は3（C級）</w:t>
             </w:r>
           </w:p>
         </w:tc>
@@ -1262,7 +1236,7 @@
               <w:rPr>
                 <w:sz w:val="21"/>
               </w:rPr>
-              <w:t>選考スコアの計算に使用されます</w:t>
+              <w:t>管理者と顧問だけが見られます</w:t>
             </w:r>
           </w:p>
         </w:tc>
@@ -1280,7 +1254,7 @@
               <w:rPr>
                 <w:sz w:val="21"/>
               </w:rPr>
-              <w:t>役職（ロール）</w:t>
+              <w:t>権限</w:t>
             </w:r>
           </w:p>
         </w:tc>
@@ -1296,7 +1270,7 @@
               <w:rPr>
                 <w:sz w:val="21"/>
               </w:rPr>
-              <w:t>member/manager/admin/coach</w:t>
+              <w:t>部員／マネージャー／管理者／顧問</w:t>
             </w:r>
           </w:p>
         </w:tc>
@@ -1312,7 +1286,107 @@
               <w:rPr>
                 <w:sz w:val="21"/>
               </w:rPr>
-              <w:t>変更は慎重に。admin は最小限に</w:t>
+              <w:t>自分の権限は変更できません</w:t>
+            </w:r>
+          </w:p>
+        </w:tc>
+      </w:tr>
+      <w:tr>
+        <w:tc>
+          <w:tcPr>
+            <w:tcW w:type="dxa" w:w="3024"/>
+          </w:tcPr>
+          <w:p>
+            <w:pPr>
+              <w:ind w:left="113"/>
+            </w:pPr>
+            <w:r>
+              <w:rPr>
+                <w:sz w:val="21"/>
+              </w:rPr>
+              <w:t>入部日</w:t>
+            </w:r>
+          </w:p>
+        </w:tc>
+        <w:tc>
+          <w:tcPr>
+            <w:tcW w:type="dxa" w:w="3024"/>
+          </w:tcPr>
+          <w:p>
+            <w:pPr>
+              <w:ind w:left="113"/>
+            </w:pPr>
+            <w:r>
+              <w:rPr>
+                <w:sz w:val="21"/>
+              </w:rPr>
+              <w:t>未設定なら学年から自動計算</w:t>
+            </w:r>
+          </w:p>
+        </w:tc>
+        <w:tc>
+          <w:tcPr>
+            <w:tcW w:type="dxa" w:w="3024"/>
+          </w:tcPr>
+          <w:p>
+            <w:pPr>
+              <w:ind w:left="113"/>
+            </w:pPr>
+            <w:r>
+              <w:rPr>
+                <w:sz w:val="21"/>
+              </w:rPr>
+              <w:t>出席率を数え始める日になります</w:t>
+            </w:r>
+          </w:p>
+        </w:tc>
+      </w:tr>
+      <w:tr>
+        <w:tc>
+          <w:tcPr>
+            <w:tcW w:type="dxa" w:w="3024"/>
+          </w:tcPr>
+          <w:p>
+            <w:pPr>
+              <w:ind w:left="113"/>
+            </w:pPr>
+            <w:r>
+              <w:rPr>
+                <w:sz w:val="21"/>
+              </w:rPr>
+              <w:t>幹部</w:t>
+            </w:r>
+          </w:p>
+        </w:tc>
+        <w:tc>
+          <w:tcPr>
+            <w:tcW w:type="dxa" w:w="3024"/>
+          </w:tcPr>
+          <w:p>
+            <w:pPr>
+              <w:ind w:left="113"/>
+            </w:pPr>
+            <w:r>
+              <w:rPr>
+                <w:sz w:val="21"/>
+              </w:rPr>
+              <w:t>チェックすると体育会の提出書類締切が表示されます</w:t>
+            </w:r>
+          </w:p>
+        </w:tc>
+        <w:tc>
+          <w:tcPr>
+            <w:tcW w:type="dxa" w:w="3024"/>
+          </w:tcPr>
+          <w:p>
+            <w:pPr>
+              <w:ind w:left="113"/>
+            </w:pPr>
+            <w:r>
+              <w:rPr>
+                <w:sz w:val="21"/>
+              </w:rPr>
+              <w:t>締切のLINEリマインドも届きます</w:t>
             </w:r>
           </w:p>
         </w:tc>
@@ -1324,7 +1398,7 @@
         <w:pStyle w:val="Heading2"/>
       </w:pPr>
       <w:r>
-        <w:t>役職（ロール）の説明</w:t>
+        <w:t>権限ごとにできること</w:t>
       </w:r>
     </w:p>
     <w:tbl>
@@ -1353,7 +1427,7 @@
                 <w:color w:val="FFFFFF"/>
                 <w:sz w:val="21"/>
               </w:rPr>
-              <w:t>役職</w:t>
+              <w:t>権限</w:t>
             </w:r>
           </w:p>
         </w:tc>
@@ -1372,7 +1446,7 @@
                 <w:color w:val="FFFFFF"/>
                 <w:sz w:val="21"/>
               </w:rPr>
-              <w:t>主な権限</w:t>
+              <w:t>主な機能</w:t>
             </w:r>
           </w:p>
         </w:tc>
@@ -1390,7 +1464,7 @@
               <w:rPr>
                 <w:sz w:val="21"/>
               </w:rPr>
-              <w:t>member（部員）</w:t>
+              <w:t>部員</w:t>
             </w:r>
           </w:p>
         </w:tc>
@@ -1406,7 +1480,7 @@
               <w:rPr>
                 <w:sz w:val="21"/>
               </w:rPr>
-              <w:t>自分の出欠連絡・ランキング閲覧・意見箱投稿</w:t>
+              <w:t>自分の出欠連絡・ホーム/カレンダー/メンバー一覧の閲覧・意見箱への投稿</w:t>
             </w:r>
           </w:p>
         </w:tc>
@@ -1424,7 +1498,7 @@
               <w:rPr>
                 <w:sz w:val="21"/>
               </w:rPr>
-              <w:t>manager（マネージャー）</w:t>
+              <w:t>マネージャー</w:t>
             </w:r>
           </w:p>
         </w:tc>
@@ -1440,7 +1514,7 @@
               <w:rPr>
                 <w:sz w:val="21"/>
               </w:rPr>
-              <w:t>+全部員の出欠実績確定・出欠修正</w:t>
+              <w:t>部員の機能＋実績確定・修正・未提出者の実績登録・練習の休止・締切のお知らせ文</w:t>
             </w:r>
           </w:p>
         </w:tc>
@@ -1458,7 +1532,7 @@
               <w:rPr>
                 <w:sz w:val="21"/>
               </w:rPr>
-              <w:t>admin（管理者）</w:t>
+              <w:t>管理者</w:t>
             </w:r>
           </w:p>
         </w:tc>
@@ -1474,7 +1548,7 @@
               <w:rPr>
                 <w:sz w:val="21"/>
               </w:rPr>
-              <w:t>+メンバー承認・削除・ロール変更・意見確認・警告管理</w:t>
+              <w:t>マネージャーの機能＋承認・部員情報の設定・退部処理・意見箱の確認/削除・提出書類の締切管理・運用KPI</w:t>
             </w:r>
           </w:p>
         </w:tc>
@@ -1492,7 +1566,7 @@
               <w:rPr>
                 <w:sz w:val="21"/>
               </w:rPr>
-              <w:t>coach（顧問）</w:t>
+              <w:t>顧問</w:t>
             </w:r>
           </w:p>
         </w:tc>
@@ -1508,12 +1582,13 @@
               <w:rPr>
                 <w:sz w:val="21"/>
               </w:rPr>
-              <w:t>メンバー一覧閲覧のみ（出欠連絡不可）</w:t>
+              <w:t>閲覧のみ（出欠連絡はできません）。技術ランクも見られます</w:t>
             </w:r>
           </w:p>
         </w:tc>
       </w:tr>
     </w:tbl>
+    <w:p/>
     <w:p>
       <w:r>
         <w:br w:type="page"/>
@@ -1527,285 +1602,7 @@
         <w:rPr>
           <w:color w:val="B71C1C"/>
         </w:rPr>
-        <w:t>5. 部員の削除</w:t>
-      </w:r>
-    </w:p>
-    <w:p>
-      <w:pPr>
-        <w:spacing w:before="120" w:after="120"/>
-        <w:ind w:left="283" w:right="283"/>
-        <w:jc w:val="left"/>
-        <w:pBdr>
-          <w:top w:val="single" w:sz="12" w:space="4" w:color="D32F2F"/>
-          <w:left w:val="single" w:sz="12" w:space="4" w:color="D32F2F"/>
-          <w:bottom w:val="single" w:sz="12" w:space="4" w:color="D32F2F"/>
-          <w:right w:val="single" w:sz="12" w:space="4" w:color="D32F2F"/>
-        </w:pBdr>
-      </w:pPr>
-      <w:r>
-        <w:rPr>
-          <w:sz w:val="21"/>
-        </w:rPr>
-        <w:t>🚨 削除は取り消せません。出欠履歴・ポイント履歴を含むすべてのデータが削除されます。必ず本人に確認を取ってから行ってください。</w:t>
-      </w:r>
-    </w:p>
-    <w:p/>
-    <w:tbl>
-      <w:tblPr>
-        <w:tblStyle w:val="TableGrid"/>
-        <w:tblW w:type="auto" w:w="0"/>
-        <w:jc w:val="left"/>
-        <w:tblLook w:firstColumn="1" w:firstRow="1" w:lastColumn="0" w:lastRow="0" w:noHBand="0" w:noVBand="1" w:val="04A0"/>
-      </w:tblPr>
-      <w:tblGrid>
-        <w:gridCol w:w="1417"/>
-        <w:gridCol w:w="7370"/>
-      </w:tblGrid>
-      <w:tr>
-        <w:tc>
-          <w:tcPr>
-            <w:tcW w:type="dxa" w:w="4536"/>
-            <w:shd w:val="clear" w:color="auto" w:fill="1565C0"/>
-          </w:tcPr>
-          <w:p>
-            <w:pPr>
-              <w:jc w:val="center"/>
-            </w:pPr>
-            <w:r>
-              <w:rPr>
-                <w:b/>
-                <w:color w:val="FFFFFF"/>
-                <w:sz w:val="21"/>
-              </w:rPr>
-              <w:t>手順</w:t>
-            </w:r>
-          </w:p>
-        </w:tc>
-        <w:tc>
-          <w:tcPr>
-            <w:tcW w:type="dxa" w:w="4536"/>
-            <w:shd w:val="clear" w:color="auto" w:fill="1565C0"/>
-          </w:tcPr>
-          <w:p>
-            <w:pPr>
-              <w:jc w:val="center"/>
-            </w:pPr>
-            <w:r>
-              <w:rPr>
-                <w:b/>
-                <w:color w:val="FFFFFF"/>
-                <w:sz w:val="21"/>
-              </w:rPr>
-              <w:t>操作内容</w:t>
-            </w:r>
-          </w:p>
-        </w:tc>
-      </w:tr>
-      <w:tr>
-        <w:tc>
-          <w:tcPr>
-            <w:tcW w:type="dxa" w:w="1417"/>
-            <w:shd w:val="clear" w:color="auto" w:fill="E3F2FD"/>
-          </w:tcPr>
-          <w:p>
-            <w:pPr>
-              <w:jc w:val="center"/>
-            </w:pPr>
-            <w:r>
-              <w:rPr>
-                <w:b/>
-                <w:sz w:val="20"/>
-              </w:rPr>
-              <w:t>Step 1</w:t>
-              <w:br/>
-              <w:t>メンバー管理を開く</w:t>
-            </w:r>
-          </w:p>
-        </w:tc>
-        <w:tc>
-          <w:tcPr>
-            <w:tcW w:type="dxa" w:w="7370"/>
-          </w:tcPr>
-          <w:p>
-            <w:pPr>
-              <w:ind w:left="113"/>
-            </w:pPr>
-            <w:r>
-              <w:rPr>
-                <w:sz w:val="21"/>
-              </w:rPr>
-              <w:t>ナビゲーションの「メンバー管理」をタップします。</w:t>
-            </w:r>
-          </w:p>
-        </w:tc>
-      </w:tr>
-      <w:tr>
-        <w:tc>
-          <w:tcPr>
-            <w:tcW w:type="dxa" w:w="1417"/>
-            <w:shd w:val="clear" w:color="auto" w:fill="E3F2FD"/>
-          </w:tcPr>
-          <w:p>
-            <w:pPr>
-              <w:jc w:val="center"/>
-            </w:pPr>
-            <w:r>
-              <w:rPr>
-                <w:b/>
-                <w:sz w:val="20"/>
-              </w:rPr>
-              <w:t>Step 2</w:t>
-              <w:br/>
-              <w:t>対象部員を探す</w:t>
-            </w:r>
-          </w:p>
-        </w:tc>
-        <w:tc>
-          <w:tcPr>
-            <w:tcW w:type="dxa" w:w="7370"/>
-          </w:tcPr>
-          <w:p>
-            <w:pPr>
-              <w:ind w:left="113"/>
-            </w:pPr>
-            <w:r>
-              <w:rPr>
-                <w:sz w:val="21"/>
-              </w:rPr>
-              <w:t>全メンバー一覧から削除したい部員を探します。</w:t>
-            </w:r>
-          </w:p>
-        </w:tc>
-      </w:tr>
-      <w:tr>
-        <w:tc>
-          <w:tcPr>
-            <w:tcW w:type="dxa" w:w="1417"/>
-            <w:shd w:val="clear" w:color="auto" w:fill="E3F2FD"/>
-          </w:tcPr>
-          <w:p>
-            <w:pPr>
-              <w:jc w:val="center"/>
-            </w:pPr>
-            <w:r>
-              <w:rPr>
-                <w:b/>
-                <w:sz w:val="20"/>
-              </w:rPr>
-              <w:t>Step 3</w:t>
-              <w:br/>
-              <w:t>削除ボタン</w:t>
-            </w:r>
-          </w:p>
-        </w:tc>
-        <w:tc>
-          <w:tcPr>
-            <w:tcW w:type="dxa" w:w="7370"/>
-          </w:tcPr>
-          <w:p>
-            <w:pPr>
-              <w:ind w:left="113"/>
-            </w:pPr>
-            <w:r>
-              <w:rPr>
-                <w:sz w:val="21"/>
-              </w:rPr>
-              <w:t>該当部員の「削除」ボタンをタップします。</w:t>
-            </w:r>
-          </w:p>
-        </w:tc>
-      </w:tr>
-      <w:tr>
-        <w:tc>
-          <w:tcPr>
-            <w:tcW w:type="dxa" w:w="1417"/>
-            <w:shd w:val="clear" w:color="auto" w:fill="E3F2FD"/>
-          </w:tcPr>
-          <w:p>
-            <w:pPr>
-              <w:jc w:val="center"/>
-            </w:pPr>
-            <w:r>
-              <w:rPr>
-                <w:b/>
-                <w:sz w:val="20"/>
-              </w:rPr>
-              <w:t>Step 4</w:t>
-              <w:br/>
-              <w:t>確認ダイアログ</w:t>
-            </w:r>
-          </w:p>
-        </w:tc>
-        <w:tc>
-          <w:tcPr>
-            <w:tcW w:type="dxa" w:w="7370"/>
-          </w:tcPr>
-          <w:p>
-            <w:pPr>
-              <w:ind w:left="113"/>
-            </w:pPr>
-            <w:r>
-              <w:rPr>
-                <w:sz w:val="21"/>
-              </w:rPr>
-              <w:t>「本当に削除しますか？この操作は取り消せません」というダイアログが表示されます。</w:t>
-            </w:r>
-          </w:p>
-        </w:tc>
-      </w:tr>
-      <w:tr>
-        <w:tc>
-          <w:tcPr>
-            <w:tcW w:type="dxa" w:w="1417"/>
-            <w:shd w:val="clear" w:color="auto" w:fill="E3F2FD"/>
-          </w:tcPr>
-          <w:p>
-            <w:pPr>
-              <w:jc w:val="center"/>
-            </w:pPr>
-            <w:r>
-              <w:rPr>
-                <w:b/>
-                <w:sz w:val="20"/>
-              </w:rPr>
-              <w:t>Step 5</w:t>
-              <w:br/>
-              <w:t>実行</w:t>
-            </w:r>
-          </w:p>
-        </w:tc>
-        <w:tc>
-          <w:tcPr>
-            <w:tcW w:type="dxa" w:w="7370"/>
-          </w:tcPr>
-          <w:p>
-            <w:pPr>
-              <w:ind w:left="113"/>
-            </w:pPr>
-            <w:r>
-              <w:rPr>
-                <w:sz w:val="21"/>
-              </w:rPr>
-              <w:t>確認の上、「削除する」をタップします。</w:t>
-            </w:r>
-          </w:p>
-        </w:tc>
-      </w:tr>
-    </w:tbl>
-    <w:p>
-      <w:r>
-        <w:br w:type="page"/>
-      </w:r>
-    </w:p>
-    <w:p>
-      <w:pPr>
-        <w:pStyle w:val="Heading1"/>
-      </w:pPr>
-      <w:r>
-        <w:rPr>
-          <w:color w:val="B71C1C"/>
-        </w:rPr>
-        <w:t>6. 技術ランクの設定</w:t>
+        <w:t>5. 退部処理</w:t>
       </w:r>
     </w:p>
     <w:p>
@@ -1816,663 +1613,7 @@
         <w:rPr>
           <w:sz w:val="21"/>
         </w:rPr>
-        <w:t>技術ランクは選考スコアの計算に使用される重要な指標です。定期的に更新してください。</w:t>
-      </w:r>
-    </w:p>
-    <w:tbl>
-      <w:tblPr>
-        <w:tblStyle w:val="TableGrid"/>
-        <w:tblW w:type="auto" w:w="0"/>
-        <w:tblLook w:firstColumn="1" w:firstRow="1" w:lastColumn="0" w:lastRow="0" w:noHBand="0" w:noVBand="1" w:val="04A0"/>
-      </w:tblPr>
-      <w:tblGrid>
-        <w:gridCol w:w="4536"/>
-        <w:gridCol w:w="4536"/>
-      </w:tblGrid>
-      <w:tr>
-        <w:tc>
-          <w:tcPr>
-            <w:tcW w:type="dxa" w:w="4536"/>
-            <w:shd w:val="clear" w:color="auto" w:fill="B71C1C"/>
-          </w:tcPr>
-          <w:p>
-            <w:pPr>
-              <w:jc w:val="center"/>
-            </w:pPr>
-            <w:r>
-              <w:rPr>
-                <w:b/>
-                <w:color w:val="FFFFFF"/>
-                <w:sz w:val="21"/>
-              </w:rPr>
-              <w:t>ランク</w:t>
-            </w:r>
-          </w:p>
-        </w:tc>
-        <w:tc>
-          <w:tcPr>
-            <w:tcW w:type="dxa" w:w="4536"/>
-            <w:shd w:val="clear" w:color="auto" w:fill="B71C1C"/>
-          </w:tcPr>
-          <w:p>
-            <w:pPr>
-              <w:jc w:val="center"/>
-            </w:pPr>
-            <w:r>
-              <w:rPr>
-                <w:b/>
-                <w:color w:val="FFFFFF"/>
-                <w:sz w:val="21"/>
-              </w:rPr>
-              <w:t>目安</w:t>
-            </w:r>
-          </w:p>
-        </w:tc>
-      </w:tr>
-      <w:tr>
-        <w:tc>
-          <w:tcPr>
-            <w:tcW w:type="dxa" w:w="4536"/>
-          </w:tcPr>
-          <w:p>
-            <w:pPr>
-              <w:ind w:left="113"/>
-            </w:pPr>
-            <w:r>
-              <w:rPr>
-                <w:sz w:val="21"/>
-              </w:rPr>
-              <w:t>S級（6）</w:t>
-            </w:r>
-          </w:p>
-        </w:tc>
-        <w:tc>
-          <w:tcPr>
-            <w:tcW w:type="dxa" w:w="4536"/>
-          </w:tcPr>
-          <w:p>
-            <w:pPr>
-              <w:ind w:left="113"/>
-            </w:pPr>
-            <w:r>
-              <w:rPr>
-                <w:sz w:val="21"/>
-              </w:rPr>
-              <w:t>全国・関東大会レベル</w:t>
-            </w:r>
-          </w:p>
-        </w:tc>
-      </w:tr>
-      <w:tr>
-        <w:tc>
-          <w:tcPr>
-            <w:tcW w:type="dxa" w:w="4536"/>
-          </w:tcPr>
-          <w:p>
-            <w:pPr>
-              <w:ind w:left="113"/>
-            </w:pPr>
-            <w:r>
-              <w:rPr>
-                <w:sz w:val="21"/>
-              </w:rPr>
-              <w:t>A級（5）</w:t>
-            </w:r>
-          </w:p>
-        </w:tc>
-        <w:tc>
-          <w:tcPr>
-            <w:tcW w:type="dxa" w:w="4536"/>
-          </w:tcPr>
-          <w:p>
-            <w:pPr>
-              <w:ind w:left="113"/>
-            </w:pPr>
-            <w:r>
-              <w:rPr>
-                <w:sz w:val="21"/>
-              </w:rPr>
-              <w:t>県大会上位レベル</w:t>
-            </w:r>
-          </w:p>
-        </w:tc>
-      </w:tr>
-      <w:tr>
-        <w:tc>
-          <w:tcPr>
-            <w:tcW w:type="dxa" w:w="4536"/>
-          </w:tcPr>
-          <w:p>
-            <w:pPr>
-              <w:ind w:left="113"/>
-            </w:pPr>
-            <w:r>
-              <w:rPr>
-                <w:sz w:val="21"/>
-              </w:rPr>
-              <w:t>B級（4）</w:t>
-            </w:r>
-          </w:p>
-        </w:tc>
-        <w:tc>
-          <w:tcPr>
-            <w:tcW w:type="dxa" w:w="4536"/>
-          </w:tcPr>
-          <w:p>
-            <w:pPr>
-              <w:ind w:left="113"/>
-            </w:pPr>
-            <w:r>
-              <w:rPr>
-                <w:sz w:val="21"/>
-              </w:rPr>
-              <w:t>県大会出場レベル</w:t>
-            </w:r>
-          </w:p>
-        </w:tc>
-      </w:tr>
-      <w:tr>
-        <w:tc>
-          <w:tcPr>
-            <w:tcW w:type="dxa" w:w="4536"/>
-          </w:tcPr>
-          <w:p>
-            <w:pPr>
-              <w:ind w:left="113"/>
-            </w:pPr>
-            <w:r>
-              <w:rPr>
-                <w:sz w:val="21"/>
-              </w:rPr>
-              <w:t>C級（3）</w:t>
-            </w:r>
-          </w:p>
-        </w:tc>
-        <w:tc>
-          <w:tcPr>
-            <w:tcW w:type="dxa" w:w="4536"/>
-          </w:tcPr>
-          <w:p>
-            <w:pPr>
-              <w:ind w:left="113"/>
-            </w:pPr>
-            <w:r>
-              <w:rPr>
-                <w:sz w:val="21"/>
-              </w:rPr>
-              <w:t>地区大会レベル</w:t>
-            </w:r>
-          </w:p>
-        </w:tc>
-      </w:tr>
-      <w:tr>
-        <w:tc>
-          <w:tcPr>
-            <w:tcW w:type="dxa" w:w="4536"/>
-          </w:tcPr>
-          <w:p>
-            <w:pPr>
-              <w:ind w:left="113"/>
-            </w:pPr>
-            <w:r>
-              <w:rPr>
-                <w:sz w:val="21"/>
-              </w:rPr>
-              <w:t>D級（2）</w:t>
-            </w:r>
-          </w:p>
-        </w:tc>
-        <w:tc>
-          <w:tcPr>
-            <w:tcW w:type="dxa" w:w="4536"/>
-          </w:tcPr>
-          <w:p>
-            <w:pPr>
-              <w:ind w:left="113"/>
-            </w:pPr>
-            <w:r>
-              <w:rPr>
-                <w:sz w:val="21"/>
-              </w:rPr>
-              <w:t>部内中級レベル</w:t>
-            </w:r>
-          </w:p>
-        </w:tc>
-      </w:tr>
-      <w:tr>
-        <w:tc>
-          <w:tcPr>
-            <w:tcW w:type="dxa" w:w="4536"/>
-          </w:tcPr>
-          <w:p>
-            <w:pPr>
-              <w:ind w:left="113"/>
-            </w:pPr>
-            <w:r>
-              <w:rPr>
-                <w:sz w:val="21"/>
-              </w:rPr>
-              <w:t>E級（1）</w:t>
-            </w:r>
-          </w:p>
-        </w:tc>
-        <w:tc>
-          <w:tcPr>
-            <w:tcW w:type="dxa" w:w="4536"/>
-          </w:tcPr>
-          <w:p>
-            <w:pPr>
-              <w:ind w:left="113"/>
-            </w:pPr>
-            <w:r>
-              <w:rPr>
-                <w:sz w:val="21"/>
-              </w:rPr>
-              <w:t>初心者・入門レベル</w:t>
-            </w:r>
-          </w:p>
-        </w:tc>
-      </w:tr>
-    </w:tbl>
-    <w:p/>
-    <w:p>
-      <w:pPr>
-        <w:spacing w:before="120" w:after="120"/>
-        <w:ind w:left="283" w:right="283"/>
-        <w:jc w:val="left"/>
-        <w:pBdr>
-          <w:top w:val="single" w:sz="12" w:space="4" w:color="2196F3"/>
-          <w:left w:val="single" w:sz="12" w:space="4" w:color="2196F3"/>
-          <w:bottom w:val="single" w:sz="12" w:space="4" w:color="2196F3"/>
-          <w:right w:val="single" w:sz="12" w:space="4" w:color="2196F3"/>
-        </w:pBdr>
-      </w:pPr>
-      <w:r>
-        <w:rPr>
-          <w:sz w:val="21"/>
-        </w:rPr>
-        <w:t>💡 選考スコア = (技術ランク ÷ 6) × 出席率 × 100。ランクが高いほどスコアが高くなります。部員との合意の上で設定してください。</w:t>
-      </w:r>
-    </w:p>
-    <w:p>
-      <w:r>
-        <w:br w:type="page"/>
-      </w:r>
-    </w:p>
-    <w:p>
-      <w:pPr>
-        <w:pStyle w:val="Heading1"/>
-      </w:pPr>
-      <w:r>
-        <w:rPr>
-          <w:color w:val="B71C1C"/>
-        </w:rPr>
-        <w:t>7. 警告・ペナルティ管理</w:t>
-      </w:r>
-    </w:p>
-    <w:p>
-      <w:pPr>
-        <w:spacing w:after="80"/>
-      </w:pPr>
-      <w:r>
-        <w:rPr>
-          <w:sz w:val="21"/>
-        </w:rPr>
-        <w:t>ルール違反や部費未払いなどの問題行動に対して警告フラグを記録できます。</w:t>
-      </w:r>
-    </w:p>
-    <w:tbl>
-      <w:tblPr>
-        <w:tblStyle w:val="TableGrid"/>
-        <w:tblW w:type="auto" w:w="0"/>
-        <w:tblLook w:firstColumn="1" w:firstRow="1" w:lastColumn="0" w:lastRow="0" w:noHBand="0" w:noVBand="1" w:val="04A0"/>
-      </w:tblPr>
-      <w:tblGrid>
-        <w:gridCol w:w="4536"/>
-        <w:gridCol w:w="4536"/>
-      </w:tblGrid>
-      <w:tr>
-        <w:tc>
-          <w:tcPr>
-            <w:tcW w:type="dxa" w:w="4536"/>
-            <w:shd w:val="clear" w:color="auto" w:fill="B71C1C"/>
-          </w:tcPr>
-          <w:p>
-            <w:pPr>
-              <w:jc w:val="center"/>
-            </w:pPr>
-            <w:r>
-              <w:rPr>
-                <w:b/>
-                <w:color w:val="FFFFFF"/>
-                <w:sz w:val="21"/>
-              </w:rPr>
-              <w:t>警告タイプ</w:t>
-            </w:r>
-          </w:p>
-        </w:tc>
-        <w:tc>
-          <w:tcPr>
-            <w:tcW w:type="dxa" w:w="4536"/>
-            <w:shd w:val="clear" w:color="auto" w:fill="B71C1C"/>
-          </w:tcPr>
-          <w:p>
-            <w:pPr>
-              <w:jc w:val="center"/>
-            </w:pPr>
-            <w:r>
-              <w:rPr>
-                <w:b/>
-                <w:color w:val="FFFFFF"/>
-                <w:sz w:val="21"/>
-              </w:rPr>
-              <w:t>説明</w:t>
-            </w:r>
-          </w:p>
-        </w:tc>
-      </w:tr>
-      <w:tr>
-        <w:tc>
-          <w:tcPr>
-            <w:tcW w:type="dxa" w:w="4536"/>
-          </w:tcPr>
-          <w:p>
-            <w:pPr>
-              <w:ind w:left="113"/>
-            </w:pPr>
-            <w:r>
-              <w:rPr>
-                <w:sz w:val="21"/>
-              </w:rPr>
-              <w:t>dues_overdue（部費未払い）</w:t>
-            </w:r>
-          </w:p>
-        </w:tc>
-        <w:tc>
-          <w:tcPr>
-            <w:tcW w:type="dxa" w:w="4536"/>
-          </w:tcPr>
-          <w:p>
-            <w:pPr>
-              <w:ind w:left="113"/>
-            </w:pPr>
-            <w:r>
-              <w:rPr>
-                <w:sz w:val="21"/>
-              </w:rPr>
-              <w:t>部費の支払いが遅延している</w:t>
-            </w:r>
-          </w:p>
-        </w:tc>
-      </w:tr>
-      <w:tr>
-        <w:tc>
-          <w:tcPr>
-            <w:tcW w:type="dxa" w:w="4536"/>
-          </w:tcPr>
-          <w:p>
-            <w:pPr>
-              <w:ind w:left="113"/>
-            </w:pPr>
-            <w:r>
-              <w:rPr>
-                <w:sz w:val="21"/>
-              </w:rPr>
-              <w:t>absent_no_report（無連絡欠席継続）</w:t>
-            </w:r>
-          </w:p>
-        </w:tc>
-        <w:tc>
-          <w:tcPr>
-            <w:tcW w:type="dxa" w:w="4536"/>
-          </w:tcPr>
-          <w:p>
-            <w:pPr>
-              <w:ind w:left="113"/>
-            </w:pPr>
-            <w:r>
-              <w:rPr>
-                <w:sz w:val="21"/>
-              </w:rPr>
-              <w:t>無連絡欠席が続いている</w:t>
-            </w:r>
-          </w:p>
-        </w:tc>
-      </w:tr>
-      <w:tr>
-        <w:tc>
-          <w:tcPr>
-            <w:tcW w:type="dxa" w:w="4536"/>
-          </w:tcPr>
-          <w:p>
-            <w:pPr>
-              <w:ind w:left="113"/>
-            </w:pPr>
-            <w:r>
-              <w:rPr>
-                <w:sz w:val="21"/>
-              </w:rPr>
-              <w:t>conduct（品位違反）</w:t>
-            </w:r>
-          </w:p>
-        </w:tc>
-        <w:tc>
-          <w:tcPr>
-            <w:tcW w:type="dxa" w:w="4536"/>
-          </w:tcPr>
-          <w:p>
-            <w:pPr>
-              <w:ind w:left="113"/>
-            </w:pPr>
-            <w:r>
-              <w:rPr>
-                <w:sz w:val="21"/>
-              </w:rPr>
-              <w:t>部の品位を損なう行為</w:t>
-            </w:r>
-          </w:p>
-        </w:tc>
-      </w:tr>
-    </w:tbl>
-    <w:p/>
-    <w:tbl>
-      <w:tblPr>
-        <w:tblStyle w:val="TableGrid"/>
-        <w:tblW w:type="auto" w:w="0"/>
-        <w:tblLook w:firstColumn="1" w:firstRow="1" w:lastColumn="0" w:lastRow="0" w:noHBand="0" w:noVBand="1" w:val="04A0"/>
-      </w:tblPr>
-      <w:tblGrid>
-        <w:gridCol w:w="4536"/>
-        <w:gridCol w:w="4536"/>
-      </w:tblGrid>
-      <w:tr>
-        <w:tc>
-          <w:tcPr>
-            <w:tcW w:type="dxa" w:w="4536"/>
-            <w:shd w:val="clear" w:color="auto" w:fill="B71C1C"/>
-          </w:tcPr>
-          <w:p>
-            <w:pPr>
-              <w:jc w:val="center"/>
-            </w:pPr>
-            <w:r>
-              <w:rPr>
-                <w:b/>
-                <w:color w:val="FFFFFF"/>
-                <w:sz w:val="21"/>
-              </w:rPr>
-              <w:t>重大度（severity）</w:t>
-            </w:r>
-          </w:p>
-        </w:tc>
-        <w:tc>
-          <w:tcPr>
-            <w:tcW w:type="dxa" w:w="4536"/>
-            <w:shd w:val="clear" w:color="auto" w:fill="B71C1C"/>
-          </w:tcPr>
-          <w:p>
-            <w:pPr>
-              <w:jc w:val="center"/>
-            </w:pPr>
-            <w:r>
-              <w:rPr>
-                <w:b/>
-                <w:color w:val="FFFFFF"/>
-                <w:sz w:val="21"/>
-              </w:rPr>
-              <w:t>説明</w:t>
-            </w:r>
-          </w:p>
-        </w:tc>
-      </w:tr>
-      <w:tr>
-        <w:tc>
-          <w:tcPr>
-            <w:tcW w:type="dxa" w:w="4536"/>
-          </w:tcPr>
-          <w:p>
-            <w:pPr>
-              <w:ind w:left="113"/>
-            </w:pPr>
-            <w:r>
-              <w:rPr>
-                <w:sz w:val="21"/>
-              </w:rPr>
-              <w:t>warning（警告）</w:t>
-            </w:r>
-          </w:p>
-        </w:tc>
-        <w:tc>
-          <w:tcPr>
-            <w:tcW w:type="dxa" w:w="4536"/>
-          </w:tcPr>
-          <w:p>
-            <w:pPr>
-              <w:ind w:left="113"/>
-            </w:pPr>
-            <w:r>
-              <w:rPr>
-                <w:sz w:val="21"/>
-              </w:rPr>
-              <w:t>最初の警告</w:t>
-            </w:r>
-          </w:p>
-        </w:tc>
-      </w:tr>
-      <w:tr>
-        <w:tc>
-          <w:tcPr>
-            <w:tcW w:type="dxa" w:w="4536"/>
-          </w:tcPr>
-          <w:p>
-            <w:pPr>
-              <w:ind w:left="113"/>
-            </w:pPr>
-            <w:r>
-              <w:rPr>
-                <w:sz w:val="21"/>
-              </w:rPr>
-              <w:t>final_warning（最終警告）</w:t>
-            </w:r>
-          </w:p>
-        </w:tc>
-        <w:tc>
-          <w:tcPr>
-            <w:tcW w:type="dxa" w:w="4536"/>
-          </w:tcPr>
-          <w:p>
-            <w:pPr>
-              <w:ind w:left="113"/>
-            </w:pPr>
-            <w:r>
-              <w:rPr>
-                <w:sz w:val="21"/>
-              </w:rPr>
-              <w:t>改善が見られない場合</w:t>
-            </w:r>
-          </w:p>
-        </w:tc>
-      </w:tr>
-      <w:tr>
-        <w:tc>
-          <w:tcPr>
-            <w:tcW w:type="dxa" w:w="4536"/>
-          </w:tcPr>
-          <w:p>
-            <w:pPr>
-              <w:ind w:left="113"/>
-            </w:pPr>
-            <w:r>
-              <w:rPr>
-                <w:sz w:val="21"/>
-              </w:rPr>
-              <w:t>expelled（除籍）</w:t>
-            </w:r>
-          </w:p>
-        </w:tc>
-        <w:tc>
-          <w:tcPr>
-            <w:tcW w:type="dxa" w:w="4536"/>
-          </w:tcPr>
-          <w:p>
-            <w:pPr>
-              <w:ind w:left="113"/>
-            </w:pPr>
-            <w:r>
-              <w:rPr>
-                <w:sz w:val="21"/>
-              </w:rPr>
-              <w:t>最終的な措置</w:t>
-            </w:r>
-          </w:p>
-        </w:tc>
-      </w:tr>
-    </w:tbl>
-    <w:p/>
-    <w:p>
-      <w:pPr>
-        <w:spacing w:before="120" w:after="120"/>
-        <w:ind w:left="283" w:right="283"/>
-        <w:jc w:val="left"/>
-        <w:pBdr>
-          <w:top w:val="single" w:sz="12" w:space="4" w:color="2196F3"/>
-          <w:left w:val="single" w:sz="12" w:space="4" w:color="2196F3"/>
-          <w:bottom w:val="single" w:sz="12" w:space="4" w:color="2196F3"/>
-          <w:right w:val="single" w:sz="12" w:space="4" w:color="2196F3"/>
-        </w:pBdr>
-      </w:pPr>
-      <w:r>
-        <w:rPr>
-          <w:sz w:val="21"/>
-        </w:rPr>
-        <w:t>📢 警告中の部員はランキング画面に ⚠️ アイコンが表示されます（管理者・マネージャーのみ表示）。</w:t>
-      </w:r>
-    </w:p>
-    <w:p>
-      <w:r>
-        <w:br w:type="page"/>
-      </w:r>
-    </w:p>
-    <w:p>
-      <w:pPr>
-        <w:pStyle w:val="Heading1"/>
-      </w:pPr>
-      <w:r>
-        <w:rPr>
-          <w:color w:val="B71C1C"/>
-        </w:rPr>
-        <w:t>8. 意見箱の確認</w:t>
-      </w:r>
-    </w:p>
-    <w:p>
-      <w:pPr>
-        <w:spacing w:after="80"/>
-      </w:pPr>
-      <w:r>
-        <w:rPr>
-          <w:sz w:val="21"/>
-        </w:rPr>
-        <w:t>部員から匿名で送られた意見を確認できます。管理者のみがアクセスできる画面です。</w:t>
+        <w:t>退部した部員は「退部処理」で一覧から外します。出席記録などのデータは消えずに保持されます。</w:t>
       </w:r>
     </w:p>
     <w:tbl>
@@ -2543,7 +1684,7 @@
               </w:rPr>
               <w:t>Step 1</w:t>
               <w:br/>
-              <w:t>意見確認を開く</w:t>
+              <w:t>対象を探す</w:t>
             </w:r>
           </w:p>
         </w:tc>
@@ -2559,7 +1700,7 @@
               <w:rPr>
                 <w:sz w:val="21"/>
               </w:rPr>
-              <w:t>ナビゲーションの「その他（ギアアイコン）」→「届いた意見を確認」をタップします。</w:t>
+              <w:t>部員一覧で対象の部員を探します（「名前で検索...」が便利です）。</w:t>
             </w:r>
           </w:p>
         </w:tc>
@@ -2581,7 +1722,7 @@
               </w:rPr>
               <w:t>Step 2</w:t>
               <w:br/>
-              <w:t>意見一覧</w:t>
+              <w:t>退部</w:t>
             </w:r>
           </w:p>
         </w:tc>
@@ -2597,7 +1738,7 @@
               <w:rPr>
                 <w:sz w:val="21"/>
               </w:rPr>
-              <w:t>届いた意見がタイトルと投稿日時と共に一覧表示されます。</w:t>
+              <w:t>行の「退部」（スマホはゴミ箱アイコン）をタップします。</w:t>
             </w:r>
           </w:p>
         </w:tc>
@@ -2619,7 +1760,7 @@
               </w:rPr>
               <w:t>Step 3</w:t>
               <w:br/>
-              <w:t>内容確認</w:t>
+              <w:t>確認</w:t>
             </w:r>
           </w:p>
         </w:tc>
@@ -2635,7 +1776,7 @@
               <w:rPr>
                 <w:sz w:val="21"/>
               </w:rPr>
-              <w:t>各意見をタップして本文を読みます。</w:t>
+              <w:t>「〇〇を退部処理しますか？」と確認が出るので、OKを押します。</w:t>
             </w:r>
           </w:p>
         </w:tc>
@@ -2657,7 +1798,7 @@
               </w:rPr>
               <w:t>Step 4</w:t>
               <w:br/>
-              <w:t>対応</w:t>
+              <w:t>完了</w:t>
             </w:r>
           </w:p>
         </w:tc>
@@ -2673,7 +1814,7 @@
               <w:rPr>
                 <w:sz w:val="21"/>
               </w:rPr>
-              <w:t>必要に応じてミーティングや掲示板などで部員に共有・回答します。</w:t>
+              <w:t>「〇〇 を退部処理しました」と表示され、「退部済みメンバー」に移ります。ランキングや未提出者一覧からも外れます。</w:t>
             </w:r>
           </w:p>
         </w:tc>
@@ -2686,17 +1827,17 @@
         <w:ind w:left="283" w:right="283"/>
         <w:jc w:val="left"/>
         <w:pBdr>
-          <w:top w:val="single" w:sz="12" w:space="4" w:color="388E3C"/>
-          <w:left w:val="single" w:sz="12" w:space="4" w:color="388E3C"/>
-          <w:bottom w:val="single" w:sz="12" w:space="4" w:color="388E3C"/>
-          <w:right w:val="single" w:sz="12" w:space="4" w:color="388E3C"/>
+          <w:top w:val="single" w:sz="12" w:space="4" w:color="F57C00"/>
+          <w:left w:val="single" w:sz="12" w:space="4" w:color="F57C00"/>
+          <w:bottom w:val="single" w:sz="12" w:space="4" w:color="F57C00"/>
+          <w:right w:val="single" w:sz="12" w:space="4" w:color="F57C00"/>
         </w:pBdr>
       </w:pPr>
       <w:r>
         <w:rPr>
           <w:sz w:val="21"/>
         </w:rPr>
-        <w:t>🔒 誰が送ったかはシステムに記録されていません。匿名性を守るため、内容から個人を特定しようとしないでください。</w:t>
+        <w:t>⚠️ 自分自身と、他の管理者は退部処理できません（先に権限を変更してください）。アプリには元に戻す機能がないので、戻す場合はシステム担当に依頼してください。</w:t>
       </w:r>
     </w:p>
     <w:p>
@@ -2712,18 +1853,7 @@
         <w:rPr>
           <w:color w:val="B71C1C"/>
         </w:rPr>
-        <w:t>9. セキュリティと権限について</w:t>
-      </w:r>
-    </w:p>
-    <w:p>
-      <w:pPr>
-        <w:spacing w:after="80"/>
-      </w:pPr>
-      <w:r>
-        <w:rPr>
-          <w:sz w:val="21"/>
-        </w:rPr>
-        <w:t>このシステムはRow Level Security（RLS）によってデータが保護されています。</w:t>
+        <w:t>6. 技術ランク</w:t>
       </w:r>
     </w:p>
     <w:tbl>
@@ -2752,7 +1882,7 @@
                 <w:color w:val="FFFFFF"/>
                 <w:sz w:val="21"/>
               </w:rPr>
-              <w:t>データ</w:t>
+              <w:t>ランク</w:t>
             </w:r>
           </w:p>
         </w:tc>
@@ -2771,7 +1901,7 @@
                 <w:color w:val="FFFFFF"/>
                 <w:sz w:val="21"/>
               </w:rPr>
-              <w:t>アクセス権限</w:t>
+              <w:t>表示</w:t>
             </w:r>
           </w:p>
         </w:tc>
@@ -2789,7 +1919,7 @@
               <w:rPr>
                 <w:sz w:val="21"/>
               </w:rPr>
-              <w:t>プロフィール情報</w:t>
+              <w:t>6</w:t>
             </w:r>
           </w:p>
         </w:tc>
@@ -2805,7 +1935,7 @@
               <w:rPr>
                 <w:sz w:val="21"/>
               </w:rPr>
-              <w:t>承認済み部員全員が閲覧可能、本人のみ更新可能</w:t>
+              <w:t>S級</w:t>
             </w:r>
           </w:p>
         </w:tc>
@@ -2823,7 +1953,7 @@
               <w:rPr>
                 <w:sz w:val="21"/>
               </w:rPr>
-              <w:t>出欠記録</w:t>
+              <w:t>5</w:t>
             </w:r>
           </w:p>
         </w:tc>
@@ -2839,7 +1969,7 @@
               <w:rPr>
                 <w:sz w:val="21"/>
               </w:rPr>
-              <w:t>本人のみ読み書き可能、manager/adminは全員分更新可能</w:t>
+              <w:t>A級</w:t>
             </w:r>
           </w:p>
         </w:tc>
@@ -2857,7 +1987,7 @@
               <w:rPr>
                 <w:sz w:val="21"/>
               </w:rPr>
-              <w:t>ポイント履歴</w:t>
+              <w:t>4</w:t>
             </w:r>
           </w:p>
         </w:tc>
@@ -2873,7 +2003,7 @@
               <w:rPr>
                 <w:sz w:val="21"/>
               </w:rPr>
-              <w:t>本人のみ閲覧可能</w:t>
+              <w:t>B級</w:t>
             </w:r>
           </w:p>
         </w:tc>
@@ -2891,7 +2021,7 @@
               <w:rPr>
                 <w:sz w:val="21"/>
               </w:rPr>
-              <w:t>警告フラグ</w:t>
+              <w:t>3</w:t>
             </w:r>
           </w:p>
         </w:tc>
@@ -2907,7 +2037,7 @@
               <w:rPr>
                 <w:sz w:val="21"/>
               </w:rPr>
-              <w:t>admin/managerのみ読み書き可能</w:t>
+              <w:t>C級（標準）</w:t>
             </w:r>
           </w:p>
         </w:tc>
@@ -2925,7 +2055,7 @@
               <w:rPr>
                 <w:sz w:val="21"/>
               </w:rPr>
-              <w:t>意見箱</w:t>
+              <w:t>2</w:t>
             </w:r>
           </w:p>
         </w:tc>
@@ -2941,7 +2071,675 @@
               <w:rPr>
                 <w:sz w:val="21"/>
               </w:rPr>
-              <w:t>全員が投稿可能、adminのみ閲覧可能</w:t>
+              <w:t>D級</w:t>
+            </w:r>
+          </w:p>
+        </w:tc>
+      </w:tr>
+      <w:tr>
+        <w:tc>
+          <w:tcPr>
+            <w:tcW w:type="dxa" w:w="4536"/>
+          </w:tcPr>
+          <w:p>
+            <w:pPr>
+              <w:ind w:left="113"/>
+            </w:pPr>
+            <w:r>
+              <w:rPr>
+                <w:sz w:val="21"/>
+              </w:rPr>
+              <w:t>1</w:t>
+            </w:r>
+          </w:p>
+        </w:tc>
+        <w:tc>
+          <w:tcPr>
+            <w:tcW w:type="dxa" w:w="4536"/>
+          </w:tcPr>
+          <w:p>
+            <w:pPr>
+              <w:ind w:left="113"/>
+            </w:pPr>
+            <w:r>
+              <w:rPr>
+                <w:sz w:val="21"/>
+              </w:rPr>
+              <w:t>E級</w:t>
+            </w:r>
+          </w:p>
+        </w:tc>
+      </w:tr>
+    </w:tbl>
+    <w:p/>
+    <w:p>
+      <w:pPr>
+        <w:spacing w:after="80"/>
+      </w:pPr>
+      <w:r>
+        <w:rPr>
+          <w:sz w:val="21"/>
+        </w:rPr>
+        <w:t>技術ランクは管理者と顧問だけがメンバー画面で見られます。ランキングは出席率だけで並び、技術ランクは使われません。</w:t>
+      </w:r>
+    </w:p>
+    <w:p>
+      <w:r>
+        <w:br w:type="page"/>
+      </w:r>
+    </w:p>
+    <w:p>
+      <w:pPr>
+        <w:pStyle w:val="Heading1"/>
+      </w:pPr>
+      <w:r>
+        <w:rPr>
+          <w:color w:val="B71C1C"/>
+        </w:rPr>
+        <w:t>7. 意見箱の確認と削除</w:t>
+      </w:r>
+    </w:p>
+    <w:tbl>
+      <w:tblPr>
+        <w:tblStyle w:val="TableGrid"/>
+        <w:tblW w:type="auto" w:w="0"/>
+        <w:jc w:val="left"/>
+        <w:tblLook w:firstColumn="1" w:firstRow="1" w:lastColumn="0" w:lastRow="0" w:noHBand="0" w:noVBand="1" w:val="04A0"/>
+      </w:tblPr>
+      <w:tblGrid>
+        <w:gridCol w:w="1417"/>
+        <w:gridCol w:w="7370"/>
+      </w:tblGrid>
+      <w:tr>
+        <w:tc>
+          <w:tcPr>
+            <w:tcW w:type="dxa" w:w="4536"/>
+            <w:shd w:val="clear" w:color="auto" w:fill="1565C0"/>
+          </w:tcPr>
+          <w:p>
+            <w:pPr>
+              <w:jc w:val="center"/>
+            </w:pPr>
+            <w:r>
+              <w:rPr>
+                <w:b/>
+                <w:color w:val="FFFFFF"/>
+                <w:sz w:val="21"/>
+              </w:rPr>
+              <w:t>手順</w:t>
+            </w:r>
+          </w:p>
+        </w:tc>
+        <w:tc>
+          <w:tcPr>
+            <w:tcW w:type="dxa" w:w="4536"/>
+            <w:shd w:val="clear" w:color="auto" w:fill="1565C0"/>
+          </w:tcPr>
+          <w:p>
+            <w:pPr>
+              <w:jc w:val="center"/>
+            </w:pPr>
+            <w:r>
+              <w:rPr>
+                <w:b/>
+                <w:color w:val="FFFFFF"/>
+                <w:sz w:val="21"/>
+              </w:rPr>
+              <w:t>操作内容</w:t>
+            </w:r>
+          </w:p>
+        </w:tc>
+      </w:tr>
+      <w:tr>
+        <w:tc>
+          <w:tcPr>
+            <w:tcW w:type="dxa" w:w="1417"/>
+            <w:shd w:val="clear" w:color="auto" w:fill="E3F2FD"/>
+          </w:tcPr>
+          <w:p>
+            <w:pPr>
+              <w:jc w:val="center"/>
+            </w:pPr>
+            <w:r>
+              <w:rPr>
+                <w:b/>
+                <w:sz w:val="20"/>
+              </w:rPr>
+              <w:t>Step 1</w:t>
+              <w:br/>
+              <w:t>開く</w:t>
+            </w:r>
+          </w:p>
+        </w:tc>
+        <w:tc>
+          <w:tcPr>
+            <w:tcW w:type="dxa" w:w="7370"/>
+          </w:tcPr>
+          <w:p>
+            <w:pPr>
+              <w:ind w:left="113"/>
+            </w:pPr>
+            <w:r>
+              <w:rPr>
+                <w:sz w:val="21"/>
+              </w:rPr>
+              <w:t>スマホは「その他」、パソコンは歯車アイコンから「【管理者】届いた意見を確認」をタップします。</w:t>
+            </w:r>
+          </w:p>
+        </w:tc>
+      </w:tr>
+      <w:tr>
+        <w:tc>
+          <w:tcPr>
+            <w:tcW w:type="dxa" w:w="1417"/>
+            <w:shd w:val="clear" w:color="auto" w:fill="E3F2FD"/>
+          </w:tcPr>
+          <w:p>
+            <w:pPr>
+              <w:jc w:val="center"/>
+            </w:pPr>
+            <w:r>
+              <w:rPr>
+                <w:b/>
+                <w:sz w:val="20"/>
+              </w:rPr>
+              <w:t>Step 2</w:t>
+              <w:br/>
+              <w:t>読む</w:t>
+            </w:r>
+          </w:p>
+        </w:tc>
+        <w:tc>
+          <w:tcPr>
+            <w:tcW w:type="dxa" w:w="7370"/>
+          </w:tcPr>
+          <w:p>
+            <w:pPr>
+              <w:ind w:left="113"/>
+            </w:pPr>
+            <w:r>
+              <w:rPr>
+                <w:sz w:val="21"/>
+              </w:rPr>
+              <w:t>「意見箱の確認」に、タイトル・投稿日時・本文がすべて表示されます。</w:t>
+            </w:r>
+          </w:p>
+        </w:tc>
+      </w:tr>
+      <w:tr>
+        <w:tc>
+          <w:tcPr>
+            <w:tcW w:type="dxa" w:w="1417"/>
+            <w:shd w:val="clear" w:color="auto" w:fill="E3F2FD"/>
+          </w:tcPr>
+          <w:p>
+            <w:pPr>
+              <w:jc w:val="center"/>
+            </w:pPr>
+            <w:r>
+              <w:rPr>
+                <w:b/>
+                <w:sz w:val="20"/>
+              </w:rPr>
+              <w:t>Step 3</w:t>
+              <w:br/>
+              <w:t>削除</w:t>
+            </w:r>
+          </w:p>
+        </w:tc>
+        <w:tc>
+          <w:tcPr>
+            <w:tcW w:type="dxa" w:w="7370"/>
+          </w:tcPr>
+          <w:p>
+            <w:pPr>
+              <w:ind w:left="113"/>
+            </w:pPr>
+            <w:r>
+              <w:rPr>
+                <w:sz w:val="21"/>
+              </w:rPr>
+              <w:t>不要な投稿はゴミ箱アイコンをタップし、確認で OK を押すと削除されます（元に戻せません）。</w:t>
+            </w:r>
+          </w:p>
+        </w:tc>
+      </w:tr>
+    </w:tbl>
+    <w:p/>
+    <w:p>
+      <w:pPr>
+        <w:spacing w:before="120" w:after="120"/>
+        <w:ind w:left="283" w:right="283"/>
+        <w:jc w:val="left"/>
+        <w:pBdr>
+          <w:top w:val="single" w:sz="12" w:space="4" w:color="388E3C"/>
+          <w:left w:val="single" w:sz="12" w:space="4" w:color="388E3C"/>
+          <w:bottom w:val="single" w:sz="12" w:space="4" w:color="388E3C"/>
+          <w:right w:val="single" w:sz="12" w:space="4" w:color="388E3C"/>
+        </w:pBdr>
+      </w:pPr>
+      <w:r>
+        <w:rPr>
+          <w:sz w:val="21"/>
+        </w:rPr>
+        <w:t>🔒 送った人は記録されていません。内容から個人を特定しようとしないでください。</w:t>
+      </w:r>
+    </w:p>
+    <w:p>
+      <w:r>
+        <w:br w:type="page"/>
+      </w:r>
+    </w:p>
+    <w:p>
+      <w:pPr>
+        <w:pStyle w:val="Heading1"/>
+      </w:pPr>
+      <w:r>
+        <w:rPr>
+          <w:color w:val="B71C1C"/>
+        </w:rPr>
+        <w:t>8. 提出書類の締切</w:t>
+      </w:r>
+    </w:p>
+    <w:p>
+      <w:pPr>
+        <w:spacing w:after="80"/>
+      </w:pPr>
+      <w:r>
+        <w:rPr>
+          <w:sz w:val="21"/>
+        </w:rPr>
+        <w:t>ホームの「提出書類の締切（体育会）」カードは、管理者と幹部だけに表示されます。体育会HPの締切は毎日自動で取り込まれ、7日前・3日前・前日・当日にLINEでリマインドが届きます。</w:t>
+      </w:r>
+    </w:p>
+    <w:tbl>
+      <w:tblPr>
+        <w:tblStyle w:val="TableGrid"/>
+        <w:tblW w:type="auto" w:w="0"/>
+        <w:jc w:val="left"/>
+        <w:tblLook w:firstColumn="1" w:firstRow="1" w:lastColumn="0" w:lastRow="0" w:noHBand="0" w:noVBand="1" w:val="04A0"/>
+      </w:tblPr>
+      <w:tblGrid>
+        <w:gridCol w:w="1417"/>
+        <w:gridCol w:w="7370"/>
+      </w:tblGrid>
+      <w:tr>
+        <w:tc>
+          <w:tcPr>
+            <w:tcW w:type="dxa" w:w="4536"/>
+            <w:shd w:val="clear" w:color="auto" w:fill="1565C0"/>
+          </w:tcPr>
+          <w:p>
+            <w:pPr>
+              <w:jc w:val="center"/>
+            </w:pPr>
+            <w:r>
+              <w:rPr>
+                <w:b/>
+                <w:color w:val="FFFFFF"/>
+                <w:sz w:val="21"/>
+              </w:rPr>
+              <w:t>手順</w:t>
+            </w:r>
+          </w:p>
+        </w:tc>
+        <w:tc>
+          <w:tcPr>
+            <w:tcW w:type="dxa" w:w="4536"/>
+            <w:shd w:val="clear" w:color="auto" w:fill="1565C0"/>
+          </w:tcPr>
+          <w:p>
+            <w:pPr>
+              <w:jc w:val="center"/>
+            </w:pPr>
+            <w:r>
+              <w:rPr>
+                <w:b/>
+                <w:color w:val="FFFFFF"/>
+                <w:sz w:val="21"/>
+              </w:rPr>
+              <w:t>操作内容</w:t>
+            </w:r>
+          </w:p>
+        </w:tc>
+      </w:tr>
+      <w:tr>
+        <w:tc>
+          <w:tcPr>
+            <w:tcW w:type="dxa" w:w="1417"/>
+            <w:shd w:val="clear" w:color="auto" w:fill="E3F2FD"/>
+          </w:tcPr>
+          <w:p>
+            <w:pPr>
+              <w:jc w:val="center"/>
+            </w:pPr>
+            <w:r>
+              <w:rPr>
+                <w:b/>
+                <w:sz w:val="20"/>
+              </w:rPr>
+              <w:t>Step 1</w:t>
+              <w:br/>
+              <w:t>追加</w:t>
+            </w:r>
+          </w:p>
+        </w:tc>
+        <w:tc>
+          <w:tcPr>
+            <w:tcW w:type="dxa" w:w="7370"/>
+          </w:tcPr>
+          <w:p>
+            <w:pPr>
+              <w:ind w:left="113"/>
+            </w:pPr>
+            <w:r>
+              <w:rPr>
+                <w:sz w:val="21"/>
+              </w:rPr>
+              <w:t>カードの「追加」をタップし、書類名と締切日時を入力して「追加」します（HPに載らない部独自の書類用）。</w:t>
+            </w:r>
+          </w:p>
+        </w:tc>
+      </w:tr>
+      <w:tr>
+        <w:tc>
+          <w:tcPr>
+            <w:tcW w:type="dxa" w:w="1417"/>
+            <w:shd w:val="clear" w:color="auto" w:fill="E3F2FD"/>
+          </w:tcPr>
+          <w:p>
+            <w:pPr>
+              <w:jc w:val="center"/>
+            </w:pPr>
+            <w:r>
+              <w:rPr>
+                <w:b/>
+                <w:sz w:val="20"/>
+              </w:rPr>
+              <w:t>Step 2</w:t>
+              <w:br/>
+              <w:t>編集・削除</w:t>
+            </w:r>
+          </w:p>
+        </w:tc>
+        <w:tc>
+          <w:tcPr>
+            <w:tcW w:type="dxa" w:w="7370"/>
+          </w:tcPr>
+          <w:p>
+            <w:pPr>
+              <w:ind w:left="113"/>
+            </w:pPr>
+            <w:r>
+              <w:rPr>
+                <w:sz w:val="21"/>
+              </w:rPr>
+              <w:t>手動で追加した書類（「手動」ラベル）は鉛筆アイコンで編集、ゴミ箱アイコンで削除できます。</w:t>
+            </w:r>
+          </w:p>
+        </w:tc>
+      </w:tr>
+      <w:tr>
+        <w:tc>
+          <w:tcPr>
+            <w:tcW w:type="dxa" w:w="1417"/>
+            <w:shd w:val="clear" w:color="auto" w:fill="E3F2FD"/>
+          </w:tcPr>
+          <w:p>
+            <w:pPr>
+              <w:jc w:val="center"/>
+            </w:pPr>
+            <w:r>
+              <w:rPr>
+                <w:b/>
+                <w:sz w:val="20"/>
+              </w:rPr>
+              <w:t>Step 3</w:t>
+              <w:br/>
+              <w:t>提出済みにする</w:t>
+            </w:r>
+          </w:p>
+        </w:tc>
+        <w:tc>
+          <w:tcPr>
+            <w:tcW w:type="dxa" w:w="7370"/>
+          </w:tcPr>
+          <w:p>
+            <w:pPr>
+              <w:ind w:left="113"/>
+            </w:pPr>
+            <w:r>
+              <w:rPr>
+                <w:sz w:val="21"/>
+              </w:rPr>
+              <w:t>提出したらチェックボタン（提出しました）をタップします。</w:t>
+            </w:r>
+          </w:p>
+        </w:tc>
+      </w:tr>
+    </w:tbl>
+    <w:p/>
+    <w:p>
+      <w:r>
+        <w:br w:type="page"/>
+      </w:r>
+    </w:p>
+    <w:p>
+      <w:pPr>
+        <w:pStyle w:val="Heading1"/>
+      </w:pPr>
+      <w:r>
+        <w:rPr>
+          <w:color w:val="B71C1C"/>
+        </w:rPr>
+        <w:t>9. 運用KPI</w:t>
+      </w:r>
+    </w:p>
+    <w:p>
+      <w:pPr>
+        <w:spacing w:after="80"/>
+      </w:pPr>
+      <w:r>
+        <w:rPr>
+          <w:sz w:val="21"/>
+        </w:rPr>
+        <w:t>「【管理者】運用KPI」から、締切後連絡率・無連絡欠席率・提出率、出席率の推移、月次データを確認できます（閲覧のみ）。</w:t>
+      </w:r>
+    </w:p>
+    <w:p/>
+    <w:p>
+      <w:pPr>
+        <w:pStyle w:val="Heading1"/>
+      </w:pPr>
+      <w:r>
+        <w:rPr>
+          <w:color w:val="B71C1C"/>
+        </w:rPr>
+        <w:t>10. 設定・連携について</w:t>
+      </w:r>
+    </w:p>
+    <w:tbl>
+      <w:tblPr>
+        <w:tblStyle w:val="TableGrid"/>
+        <w:tblW w:type="auto" w:w="0"/>
+        <w:tblLook w:firstColumn="1" w:firstRow="1" w:lastColumn="0" w:lastRow="0" w:noHBand="0" w:noVBand="1" w:val="04A0"/>
+      </w:tblPr>
+      <w:tblGrid>
+        <w:gridCol w:w="4536"/>
+        <w:gridCol w:w="4536"/>
+      </w:tblGrid>
+      <w:tr>
+        <w:tc>
+          <w:tcPr>
+            <w:tcW w:type="dxa" w:w="4536"/>
+            <w:shd w:val="clear" w:color="auto" w:fill="B71C1C"/>
+          </w:tcPr>
+          <w:p>
+            <w:pPr>
+              <w:jc w:val="center"/>
+            </w:pPr>
+            <w:r>
+              <w:rPr>
+                <w:b/>
+                <w:color w:val="FFFFFF"/>
+                <w:sz w:val="21"/>
+              </w:rPr>
+              <w:t>項目</w:t>
+            </w:r>
+          </w:p>
+        </w:tc>
+        <w:tc>
+          <w:tcPr>
+            <w:tcW w:type="dxa" w:w="4536"/>
+            <w:shd w:val="clear" w:color="auto" w:fill="B71C1C"/>
+          </w:tcPr>
+          <w:p>
+            <w:pPr>
+              <w:jc w:val="center"/>
+            </w:pPr>
+            <w:r>
+              <w:rPr>
+                <w:b/>
+                <w:color w:val="FFFFFF"/>
+                <w:sz w:val="21"/>
+              </w:rPr>
+              <w:t>内容</w:t>
+            </w:r>
+          </w:p>
+        </w:tc>
+      </w:tr>
+      <w:tr>
+        <w:tc>
+          <w:tcPr>
+            <w:tcW w:type="dxa" w:w="4536"/>
+          </w:tcPr>
+          <w:p>
+            <w:pPr>
+              <w:ind w:left="113"/>
+            </w:pPr>
+            <w:r>
+              <w:rPr>
+                <w:sz w:val="21"/>
+              </w:rPr>
+              <w:t>練習予定</w:t>
+            </w:r>
+          </w:p>
+        </w:tc>
+        <w:tc>
+          <w:tcPr>
+            <w:tcW w:type="dxa" w:w="4536"/>
+          </w:tcPr>
+          <w:p>
+            <w:pPr>
+              <w:ind w:left="113"/>
+            </w:pPr>
+            <w:r>
+              <w:rPr>
+                <w:sz w:val="21"/>
+              </w:rPr>
+              <w:t>Googleカレンダーから自動で取り込まれます。予定の追加・変更はGoogleカレンダー側で行います</w:t>
+            </w:r>
+          </w:p>
+        </w:tc>
+      </w:tr>
+      <w:tr>
+        <w:tc>
+          <w:tcPr>
+            <w:tcW w:type="dxa" w:w="4536"/>
+          </w:tcPr>
+          <w:p>
+            <w:pPr>
+              <w:ind w:left="113"/>
+            </w:pPr>
+            <w:r>
+              <w:rPr>
+                <w:sz w:val="21"/>
+              </w:rPr>
+              <w:t>出欠のルール</w:t>
+            </w:r>
+          </w:p>
+        </w:tc>
+        <w:tc>
+          <w:tcPr>
+            <w:tcW w:type="dxa" w:w="4536"/>
+          </w:tcPr>
+          <w:p>
+            <w:pPr>
+              <w:ind w:left="113"/>
+            </w:pPr>
+            <w:r>
+              <w:rPr>
+                <w:sz w:val="21"/>
+              </w:rPr>
+              <w:t>2026年9月30日の練習から「土〜火に登録・当日の新規登録不可」のルールが適用されています。変更はアプリの画面からはできません（システム担当がデータベースで設定）</w:t>
+            </w:r>
+          </w:p>
+        </w:tc>
+      </w:tr>
+      <w:tr>
+        <w:tc>
+          <w:tcPr>
+            <w:tcW w:type="dxa" w:w="4536"/>
+          </w:tcPr>
+          <w:p>
+            <w:pPr>
+              <w:ind w:left="113"/>
+            </w:pPr>
+            <w:r>
+              <w:rPr>
+                <w:sz w:val="21"/>
+              </w:rPr>
+              <w:t>LINEグループ通知</w:t>
+            </w:r>
+          </w:p>
+        </w:tc>
+        <w:tc>
+          <w:tcPr>
+            <w:tcW w:type="dxa" w:w="4536"/>
+          </w:tcPr>
+          <w:p>
+            <w:pPr>
+              <w:ind w:left="113"/>
+            </w:pPr>
+            <w:r>
+              <w:rPr>
+                <w:sz w:val="21"/>
+              </w:rPr>
+              <w:t>部員の当日欠席・当日遅刻・締切後の欠席連絡が自動で通知されます</w:t>
+            </w:r>
+          </w:p>
+        </w:tc>
+      </w:tr>
+      <w:tr>
+        <w:tc>
+          <w:tcPr>
+            <w:tcW w:type="dxa" w:w="4536"/>
+          </w:tcPr>
+          <w:p>
+            <w:pPr>
+              <w:ind w:left="113"/>
+            </w:pPr>
+            <w:r>
+              <w:rPr>
+                <w:sz w:val="21"/>
+              </w:rPr>
+              <w:t>警告・ペナルティ</w:t>
+            </w:r>
+          </w:p>
+        </w:tc>
+        <w:tc>
+          <w:tcPr>
+            <w:tcW w:type="dxa" w:w="4536"/>
+          </w:tcPr>
+          <w:p>
+            <w:pPr>
+              <w:ind w:left="113"/>
+            </w:pPr>
+            <w:r>
+              <w:rPr>
+                <w:sz w:val="21"/>
+              </w:rPr>
+              <w:t>アプリに操作画面はありません</w:t>
             </w:r>
           </w:p>
         </w:tc>
@@ -2956,7 +2754,7 @@
         <w:rPr>
           <w:color w:val="B71C1C"/>
         </w:rPr>
-        <w:t>10. トラブルシューティング</w:t>
+        <w:t>11. トラブルシューティング</w:t>
       </w:r>
     </w:p>
     <w:p>
@@ -2966,7 +2764,7 @@
           <w:color w:val="B71C1C"/>
           <w:sz w:val="22"/>
         </w:rPr>
-        <w:t>Q. 部員が「承認待ち」から進めないと言っている</w:t>
+        <w:t>Q. 部員が「承認待ち」から進めない</w:t>
       </w:r>
     </w:p>
     <w:p>
@@ -2978,7 +2776,7 @@
         <w:rPr>
           <w:sz w:val="21"/>
         </w:rPr>
-        <w:t>メンバー管理画面の「承認待ち」セクションを確認し、承認ボタンをタップしてください。</w:t>
+        <w:t>メンバー管理の「承認待ち」で「承認」してください。承認後、本人に「ログイン画面へ」をタップしてもらいます。</w:t>
       </w:r>
     </w:p>
     <w:p>
@@ -3000,7 +2798,7 @@
         <w:rPr>
           <w:sz w:val="21"/>
         </w:rPr>
-        <w:t>マネージャーが実績確定を行っていない可能性があります。カレンダーから未確定の練習日を確認してください。</w:t>
+        <w:t>実績が確定されていない可能性があります。カレンダーで未確定の練習日を確認してください。また、全体タブは対象の練習が6回未満の人を表示しません。</w:t>
       </w:r>
     </w:p>
     <w:p>
@@ -3022,7 +2820,7 @@
         <w:rPr>
           <w:sz w:val="21"/>
         </w:rPr>
-        <w:t>①承認済みか確認 ②LINEアプリが最新バージョンか部員に確認してもらう ③それでも解決しない場合はSupabase管理画面でOAuth設定を確認</w:t>
+        <w:t>LINEアプリが最新か確認してもらってください。解決しない場合は、LINE Developers のチャネル設定とサーバーの環境変数（LINE_CLIENT_ID / LINE_CLIENT_SECRET）をシステム担当が確認します。</w:t>
       </w:r>
     </w:p>
     <w:p>
@@ -3032,7 +2830,7 @@
           <w:color w:val="B71C1C"/>
           <w:sz w:val="22"/>
         </w:rPr>
-        <w:t>Q. プロフィールが作成されていない部員がいる</w:t>
+        <w:t>Q. 締切後に登録したいと言われた</w:t>
       </w:r>
     </w:p>
     <w:p>
@@ -3044,7 +2842,29 @@
         <w:rPr>
           <w:sz w:val="21"/>
         </w:rPr>
-        <w:t>メンバー管理の「孤立ユーザー」セクションに表示されます。手動でプロフィール作成が必要です。</w:t>
+        <w:t>部員本人は締切後に新規登録できません。必要ならマネージャー・管理者が実績を登録してください。</w:t>
+      </w:r>
+    </w:p>
+    <w:p>
+      <w:r>
+        <w:rPr>
+          <w:b/>
+          <w:color w:val="B71C1C"/>
+          <w:sz w:val="22"/>
+        </w:rPr>
+        <w:t>Q. 提出書類が「未取得」になっている</w:t>
+      </w:r>
+    </w:p>
+    <w:p>
+      <w:pPr>
+        <w:spacing w:after="160"/>
+        <w:ind w:left="283"/>
+      </w:pPr>
+      <w:r>
+        <w:rPr>
+          <w:sz w:val="21"/>
+        </w:rPr>
+        <w:t>体育会HPとの同期に失敗しています。体育会HPを直接確認してください。</w:t>
       </w:r>
     </w:p>
     <w:sectPr>

--- a/docs/管理者向けマニュアル.docx
+++ b/docs/管理者向けマニュアル.docx
@@ -995,6 +995,25 @@
       </w:r>
     </w:p>
     <w:p>
+      <w:pPr>
+        <w:spacing w:before="120" w:after="120"/>
+        <w:ind w:left="283" w:right="283"/>
+        <w:jc w:val="left"/>
+        <w:pBdr>
+          <w:top w:val="single" w:sz="12" w:space="4" w:color="5A55A3"/>
+          <w:left w:val="single" w:sz="12" w:space="4" w:color="5A55A3"/>
+          <w:bottom w:val="single" w:sz="12" w:space="4" w:color="5A55A3"/>
+          <w:right w:val="single" w:sz="12" w:space="4" w:color="5A55A3"/>
+        </w:pBdr>
+      </w:pPr>
+      <w:r>
+        <w:rPr>
+          <w:sz w:val="21"/>
+        </w:rPr>
+        <w:t>📹 動画：新入部員の承認（admin-approve.mp4）でも操作の流れを確認できます。</w:t>
+      </w:r>
+    </w:p>
+    <w:p>
       <w:r>
         <w:br w:type="page"/>
       </w:r>
@@ -1590,6 +1609,25 @@
     </w:tbl>
     <w:p/>
     <w:p>
+      <w:pPr>
+        <w:spacing w:before="120" w:after="120"/>
+        <w:ind w:left="283" w:right="283"/>
+        <w:jc w:val="left"/>
+        <w:pBdr>
+          <w:top w:val="single" w:sz="12" w:space="4" w:color="5A55A3"/>
+          <w:left w:val="single" w:sz="12" w:space="4" w:color="5A55A3"/>
+          <w:bottom w:val="single" w:sz="12" w:space="4" w:color="5A55A3"/>
+          <w:right w:val="single" w:sz="12" w:space="4" w:color="5A55A3"/>
+        </w:pBdr>
+      </w:pPr>
+      <w:r>
+        <w:rPr>
+          <w:sz w:val="21"/>
+        </w:rPr>
+        <w:t>📹 動画：部員情報の設定（admin-members.mp4）でも操作の流れを確認できます。</w:t>
+      </w:r>
+    </w:p>
+    <w:p>
       <w:r>
         <w:br w:type="page"/>
       </w:r>
@@ -1838,6 +1876,25 @@
           <w:sz w:val="21"/>
         </w:rPr>
         <w:t>⚠️ 自分自身と、他の管理者は退部処理できません（先に権限を変更してください）。アプリには元に戻す機能がないので、戻す場合はシステム担当に依頼してください。</w:t>
+      </w:r>
+    </w:p>
+    <w:p>
+      <w:pPr>
+        <w:spacing w:before="120" w:after="120"/>
+        <w:ind w:left="283" w:right="283"/>
+        <w:jc w:val="left"/>
+        <w:pBdr>
+          <w:top w:val="single" w:sz="12" w:space="4" w:color="5A55A3"/>
+          <w:left w:val="single" w:sz="12" w:space="4" w:color="5A55A3"/>
+          <w:bottom w:val="single" w:sz="12" w:space="4" w:color="5A55A3"/>
+          <w:right w:val="single" w:sz="12" w:space="4" w:color="5A55A3"/>
+        </w:pBdr>
+      </w:pPr>
+      <w:r>
+        <w:rPr>
+          <w:sz w:val="21"/>
+        </w:rPr>
+        <w:t>📹 動画：退部処理（admin-retire.mp4）でも操作の流れを確認できます。</w:t>
       </w:r>
     </w:p>
     <w:p>
@@ -2326,6 +2383,25 @@
       </w:r>
     </w:p>
     <w:p>
+      <w:pPr>
+        <w:spacing w:before="120" w:after="120"/>
+        <w:ind w:left="283" w:right="283"/>
+        <w:jc w:val="left"/>
+        <w:pBdr>
+          <w:top w:val="single" w:sz="12" w:space="4" w:color="5A55A3"/>
+          <w:left w:val="single" w:sz="12" w:space="4" w:color="5A55A3"/>
+          <w:bottom w:val="single" w:sz="12" w:space="4" w:color="5A55A3"/>
+          <w:right w:val="single" w:sz="12" w:space="4" w:color="5A55A3"/>
+        </w:pBdr>
+      </w:pPr>
+      <w:r>
+        <w:rPr>
+          <w:sz w:val="21"/>
+        </w:rPr>
+        <w:t>📹 動画：届いた意見の確認（admin-suggestions.mp4）でも操作の流れを確認できます。</w:t>
+      </w:r>
+    </w:p>
+    <w:p>
       <w:r>
         <w:br w:type="page"/>
       </w:r>
@@ -2519,6 +2595,25 @@
       </w:tr>
     </w:tbl>
     <w:p/>
+    <w:p>
+      <w:pPr>
+        <w:spacing w:before="120" w:after="120"/>
+        <w:ind w:left="283" w:right="283"/>
+        <w:jc w:val="left"/>
+        <w:pBdr>
+          <w:top w:val="single" w:sz="12" w:space="4" w:color="5A55A3"/>
+          <w:left w:val="single" w:sz="12" w:space="4" w:color="5A55A3"/>
+          <w:bottom w:val="single" w:sz="12" w:space="4" w:color="5A55A3"/>
+          <w:right w:val="single" w:sz="12" w:space="4" w:color="5A55A3"/>
+        </w:pBdr>
+      </w:pPr>
+      <w:r>
+        <w:rPr>
+          <w:sz w:val="21"/>
+        </w:rPr>
+        <w:t>📹 動画：提出書類の締切（admin-deadlines.mp4）でも操作の流れを確認できます。</w:t>
+      </w:r>
+    </w:p>
     <w:p>
       <w:r>
         <w:br w:type="page"/>

--- a/docs/管理者向けマニュアル.docx
+++ b/docs/管理者向けマニュアル.docx
@@ -2766,7 +2766,7 @@
               <w:rPr>
                 <w:sz w:val="21"/>
               </w:rPr>
-              <w:t>2026年9月30日の練習から「土〜火に登録・当日の新規登録不可」のルールが適用されています。変更はアプリの画面からはできません（システム担当がデータベースで設定）</w:t>
+              <w:t>2026年9月30日の練習から「土〜火に登録・当日の新規登録不可」のルールが適用されています。締切後の欠席は練習開始まで、遅刻は練習終了の1時間前まで（時刻はGoogleカレンダーの各練習の時間から決まります）。変更はアプリの画面からはできません（システム担当がデータベースで設定）</w:t>
             </w:r>
           </w:p>
         </w:tc>

--- a/docs/管理者向けマニュアル.docx
+++ b/docs/管理者向けマニュアル.docx
@@ -499,6 +499,40 @@
           </w:p>
         </w:tc>
       </w:tr>
+      <w:tr>
+        <w:tc>
+          <w:tcPr>
+            <w:tcW w:type="dxa" w:w="4536"/>
+          </w:tcPr>
+          <w:p>
+            <w:pPr>
+              <w:ind w:left="113"/>
+            </w:pPr>
+            <w:r>
+              <w:rPr>
+                <w:sz w:val="21"/>
+              </w:rPr>
+              <w:t>カード</w:t>
+            </w:r>
+          </w:p>
+        </w:tc>
+        <w:tc>
+          <w:tcPr>
+            <w:tcW w:type="dxa" w:w="4536"/>
+          </w:tcPr>
+          <w:p>
+            <w:pPr>
+              <w:ind w:left="113"/>
+            </w:pPr>
+            <w:r>
+              <w:rPr>
+                <w:sz w:val="21"/>
+              </w:rPr>
+              <w:t>レッドカードを消します。カードの設定（しきい値・適用開始日）を見られます</w:t>
+            </w:r>
+          </w:p>
+        </w:tc>
+      </w:tr>
     </w:tbl>
     <w:p/>
     <w:p>
@@ -678,6 +712,40 @@
               <w:rPr>
                 <w:sz w:val="21"/>
               </w:rPr>
+              <w:t>カードの設定</w:t>
+            </w:r>
+          </w:p>
+        </w:tc>
+        <w:tc>
+          <w:tcPr>
+            <w:tcW w:type="dxa" w:w="4536"/>
+          </w:tcPr>
+          <w:p>
+            <w:pPr>
+              <w:ind w:left="113"/>
+            </w:pPr>
+            <w:r>
+              <w:rPr>
+                <w:sz w:val="21"/>
+              </w:rPr>
+              <w:t>何枚でレッドか・何回連続でレッドか・適用開始日（管理者だけに表示）</w:t>
+            </w:r>
+          </w:p>
+        </w:tc>
+      </w:tr>
+      <w:tr>
+        <w:tc>
+          <w:tcPr>
+            <w:tcW w:type="dxa" w:w="4536"/>
+          </w:tcPr>
+          <w:p>
+            <w:pPr>
+              <w:ind w:left="113"/>
+            </w:pPr>
+            <w:r>
+              <w:rPr>
+                <w:sz w:val="21"/>
+              </w:rPr>
               <w:t>部員一覧</w:t>
             </w:r>
           </w:p>
@@ -694,7 +762,7 @@
               <w:rPr>
                 <w:sz w:val="21"/>
               </w:rPr>
-              <w:t>承認済みの部員。「名前で検索...」で絞り込めます。各行で情報を直接編集します</w:t>
+              <w:t>承認済みの部員。「名前で検索...」で絞り込めます。各行で情報を直接編集します。レッドカードのある人は自動で一番上に並びます</w:t>
             </w:r>
           </w:p>
         </w:tc>
@@ -734,6 +802,216 @@
         </w:tc>
       </w:tr>
     </w:tbl>
+    <w:p/>
+    <w:p>
+      <w:pPr>
+        <w:pStyle w:val="Heading2"/>
+      </w:pPr>
+      <w:r>
+        <w:t>イエロー・レッドカード</w:t>
+      </w:r>
+    </w:p>
+    <w:p>
+      <w:pPr>
+        <w:spacing w:after="80"/>
+      </w:pPr>
+      <w:r>
+        <w:rPr>
+          <w:sz w:val="21"/>
+        </w:rPr>
+        <w:t>部員の名前の下に「レッドカード N枚」「イエロー N枚（今月）」が出ます。押すと内訳（理由・対象の練習日）が開きます。</w:t>
+      </w:r>
+    </w:p>
+    <w:tbl>
+      <w:tblPr>
+        <w:tblStyle w:val="TableGrid"/>
+        <w:tblW w:type="auto" w:w="0"/>
+        <w:tblLook w:firstColumn="1" w:firstRow="1" w:lastColumn="0" w:lastRow="0" w:noHBand="0" w:noVBand="1" w:val="04A0"/>
+      </w:tblPr>
+      <w:tblGrid>
+        <w:gridCol w:w="4536"/>
+        <w:gridCol w:w="4536"/>
+      </w:tblGrid>
+      <w:tr>
+        <w:tc>
+          <w:tcPr>
+            <w:tcW w:type="dxa" w:w="4536"/>
+            <w:shd w:val="clear" w:color="auto" w:fill="B71C1C"/>
+          </w:tcPr>
+          <w:p>
+            <w:pPr>
+              <w:jc w:val="center"/>
+            </w:pPr>
+            <w:r>
+              <w:rPr>
+                <w:b/>
+                <w:color w:val="FFFFFF"/>
+                <w:sz w:val="21"/>
+              </w:rPr>
+              <w:t>操作</w:t>
+            </w:r>
+          </w:p>
+        </w:tc>
+        <w:tc>
+          <w:tcPr>
+            <w:tcW w:type="dxa" w:w="4536"/>
+            <w:shd w:val="clear" w:color="auto" w:fill="B71C1C"/>
+          </w:tcPr>
+          <w:p>
+            <w:pPr>
+              <w:jc w:val="center"/>
+            </w:pPr>
+            <w:r>
+              <w:rPr>
+                <w:b/>
+                <w:color w:val="FFFFFF"/>
+                <w:sz w:val="21"/>
+              </w:rPr>
+              <w:t>説明</w:t>
+            </w:r>
+          </w:p>
+        </w:tc>
+      </w:tr>
+      <w:tr>
+        <w:tc>
+          <w:tcPr>
+            <w:tcW w:type="dxa" w:w="4536"/>
+          </w:tcPr>
+          <w:p>
+            <w:pPr>
+              <w:ind w:left="113"/>
+            </w:pPr>
+            <w:r>
+              <w:rPr>
+                <w:sz w:val="21"/>
+              </w:rPr>
+              <w:t>レッドを消す</w:t>
+            </w:r>
+          </w:p>
+        </w:tc>
+        <w:tc>
+          <w:tcPr>
+            <w:tcW w:type="dxa" w:w="4536"/>
+          </w:tcPr>
+          <w:p>
+            <w:pPr>
+              <w:ind w:left="113"/>
+            </w:pPr>
+            <w:r>
+              <w:rPr>
+                <w:sz w:val="21"/>
+              </w:rPr>
+              <w:t>内訳の「消す」で消します（管理者のみ）。面談などが済んだら消してください。消したレッドは「解除済み」として履歴に残り、一覧の並びも元に戻ります</w:t>
+            </w:r>
+          </w:p>
+        </w:tc>
+      </w:tr>
+      <w:tr>
+        <w:tc>
+          <w:tcPr>
+            <w:tcW w:type="dxa" w:w="4536"/>
+          </w:tcPr>
+          <w:p>
+            <w:pPr>
+              <w:ind w:left="113"/>
+            </w:pPr>
+            <w:r>
+              <w:rPr>
+                <w:sz w:val="21"/>
+              </w:rPr>
+              <w:t>イエローを付ける</w:t>
+            </w:r>
+          </w:p>
+        </w:tc>
+        <w:tc>
+          <w:tcPr>
+            <w:tcW w:type="dxa" w:w="4536"/>
+          </w:tcPr>
+          <w:p>
+            <w:pPr>
+              <w:ind w:left="113"/>
+            </w:pPr>
+            <w:r>
+              <w:rPr>
+                <w:sz w:val="21"/>
+              </w:rPr>
+              <w:t>内訳の「イエローを付ける」に理由を書いて付けます（マネージャー・管理者）。練習ごとの分はカレンダーの実績確定画面から付けます</w:t>
+            </w:r>
+          </w:p>
+        </w:tc>
+      </w:tr>
+      <w:tr>
+        <w:tc>
+          <w:tcPr>
+            <w:tcW w:type="dxa" w:w="4536"/>
+          </w:tcPr>
+          <w:p>
+            <w:pPr>
+              <w:ind w:left="113"/>
+            </w:pPr>
+            <w:r>
+              <w:rPr>
+                <w:sz w:val="21"/>
+              </w:rPr>
+              <w:t>イエローを取り消す</w:t>
+            </w:r>
+          </w:p>
+        </w:tc>
+        <w:tc>
+          <w:tcPr>
+            <w:tcW w:type="dxa" w:w="4536"/>
+          </w:tcPr>
+          <w:p>
+            <w:pPr>
+              <w:ind w:left="113"/>
+            </w:pPr>
+            <w:r>
+              <w:rPr>
+                <w:sz w:val="21"/>
+              </w:rPr>
+              <w:t>手動で付けたイエローは「取り消す」で取り消せます。自動で付いたイエローは、実績を直すと消えます</w:t>
+            </w:r>
+          </w:p>
+        </w:tc>
+      </w:tr>
+    </w:tbl>
+    <w:p/>
+    <w:p>
+      <w:pPr>
+        <w:pStyle w:val="ListBullet"/>
+        <w:ind w:left="283"/>
+      </w:pPr>
+      <w:r>
+        <w:rPr>
+          <w:sz w:val="21"/>
+        </w:rPr>
+        <w:t>イエローは月ごとに数え、月が変わると消えます。同じ月のイエローが一定枚数たまるたびにレッドが1枚出ます。レッドは月をまたいでも残ります</w:t>
+      </w:r>
+    </w:p>
+    <w:p>
+      <w:pPr>
+        <w:pStyle w:val="ListBullet"/>
+        <w:ind w:left="283"/>
+      </w:pPr>
+      <w:r>
+        <w:rPr>
+          <w:sz w:val="21"/>
+        </w:rPr>
+        <w:t>何枚でレッドか・適用開始日は、メンバー管理画面の「カードの設定」を見てください。部員には伝えないでください</w:t>
+      </w:r>
+    </w:p>
+    <w:p>
+      <w:pPr>
+        <w:pStyle w:val="ListBullet"/>
+        <w:ind w:left="283"/>
+      </w:pPr>
+      <w:r>
+        <w:rPr>
+          <w:sz w:val="21"/>
+        </w:rPr>
+        <w:t>レッドになっても退部処理は自動ではされません。理由を聞くために面談してください</w:t>
+      </w:r>
+    </w:p>
     <w:p>
       <w:r>
         <w:br w:type="page"/>
@@ -1533,7 +1811,7 @@
               <w:rPr>
                 <w:sz w:val="21"/>
               </w:rPr>
-              <w:t>部員の機能＋実績確定・修正・未提出者の実績登録・練習の休止・締切のお知らせ文</w:t>
+              <w:t>部員の機能＋実績確定・修正・未提出者の実績登録・練習の休止・締切のお知らせ文・手動イエロー</w:t>
             </w:r>
           </w:p>
         </w:tc>
@@ -1567,7 +1845,7 @@
               <w:rPr>
                 <w:sz w:val="21"/>
               </w:rPr>
-              <w:t>マネージャーの機能＋承認・部員情報の設定・退部処理・意見箱の確認/削除・提出書類の締切管理・運用KPI</w:t>
+              <w:t>マネージャーの機能＋承認・部員情報の設定・退部処理・意見箱の確認/削除・提出書類の締切管理・運用KPI・レッドを消す</w:t>
             </w:r>
           </w:p>
         </w:tc>
@@ -1601,7 +1879,7 @@
               <w:rPr>
                 <w:sz w:val="21"/>
               </w:rPr>
-              <w:t>閲覧のみ（出欠連絡はできません）。技術ランクも見られます</w:t>
+              <w:t>閲覧のみ（出欠連絡はできません）。技術ランクとカードの内訳も見られます</w:t>
             </w:r>
           </w:p>
         </w:tc>
@@ -2818,7 +3096,7 @@
               <w:rPr>
                 <w:sz w:val="21"/>
               </w:rPr>
-              <w:t>警告・ペナルティ</w:t>
+              <w:t>イエロー・レッドカード</w:t>
             </w:r>
           </w:p>
         </w:tc>
@@ -2834,7 +3112,7 @@
               <w:rPr>
                 <w:sz w:val="21"/>
               </w:rPr>
-              <w:t>アプリに操作画面はありません</w:t>
+              <w:t>自動で付きます。しきい値と適用開始日はメンバー管理画面の「カードの設定」で見られます。変更はアプリの画面からはできません（システム担当がデータベースで設定）</w:t>
             </w:r>
           </w:p>
         </w:tc>

--- a/docs/管理者向けマニュアル.docx
+++ b/docs/管理者向けマニュアル.docx
@@ -998,6 +998,42 @@
           <w:sz w:val="21"/>
         </w:rPr>
         <w:t>何枚でレッドか・適用開始日は、メンバー管理画面の「カードの設定」を見てください。部員には伝えないでください</w:t>
+      </w:r>
+    </w:p>
+    <w:p>
+      <w:pPr>
+        <w:pStyle w:val="ListBullet"/>
+        <w:ind w:left="283"/>
+      </w:pPr>
+      <w:r>
+        <w:rPr>
+          <w:sz w:val="21"/>
+        </w:rPr>
+        <w:t>通常の練習を連続で一定回数休んだ人にも、レッドが1枚出ます（連絡のある欠席も数えます。出席か遅刻で途切れます。合宿・部会・自主練・休止は数えません）。内訳には「連続欠席」と期間が出ます</w:t>
+      </w:r>
+    </w:p>
+    <w:p>
+      <w:pPr>
+        <w:pStyle w:val="ListBullet"/>
+        <w:ind w:left="283"/>
+      </w:pPr>
+      <w:r>
+        <w:rPr>
+          <w:sz w:val="21"/>
+        </w:rPr>
+        <w:t>マネージャーと管理者には、部員の名前の下に「連続欠席 N回」（今いくつ続けて休んでいるか）が出ます。部員と顧問には出ません。レッドになる前に声をかけるのに使ってください</w:t>
+      </w:r>
+    </w:p>
+    <w:p>
+      <w:pPr>
+        <w:pStyle w:val="ListBullet"/>
+        <w:ind w:left="283"/>
+      </w:pPr>
+      <w:r>
+        <w:rPr>
+          <w:sz w:val="21"/>
+        </w:rPr>
+        <w:t>怪我や留学などで長く休む人も、欠席を提出していてもレッドになります。そのときは事情を確認してレッドを消してください</w:t>
       </w:r>
     </w:p>
     <w:p>
